--- a/docs/manuals/et/ET03-我的課程.docx
+++ b/docs/manuals/et/ET03-我的課程.docx
@@ -7,6 +7,8 @@
         <w:spacing w:after="0"/>
         <w:jc w:val="center"/>
       </w:pPr>
+      <w:bookmarkStart w:id="0" w:name="_GoBack"/>
+      <w:bookmarkEnd w:id="0"/>
     </w:p>
     <w:p>
       <w:pPr>
@@ -155,7 +157,13 @@
         <w:rPr>
           <w:sz w:val="44"/>
         </w:rPr>
-        <w:t>ET03 我的課程</w:t>
+        <w:t xml:space="preserve">ET03 </w:t>
+      </w:r>
+      <w:r>
+        <w:rPr>
+          <w:sz w:val="44"/>
+        </w:rPr>
+        <w:t>我的課程</w:t>
       </w:r>
     </w:p>
     <w:p>
@@ -191,20 +199,26 @@
     <w:tbl>
       <w:tblPr>
         <w:tblStyle w:val="aff2"/>
-        <w:tblW w:type="auto" w:w="0"/>
+        <w:tblW w:w="0" w:type="auto"/>
         <w:jc w:val="center"/>
-        <w:tblLook w:firstColumn="1" w:firstRow="1" w:lastColumn="0" w:lastRow="0" w:noHBand="0" w:noVBand="1" w:val="04A0"/>
+        <w:tblLook w:val="04A0" w:firstRow="1" w:lastRow="0" w:firstColumn="1" w:lastColumn="0" w:noHBand="0" w:noVBand="1"/>
       </w:tblPr>
       <w:tblGrid>
-        <w:gridCol w:w="4680"/>
-        <w:gridCol w:w="4680"/>
+        <w:gridCol w:w="2160"/>
+        <w:gridCol w:w="3600"/>
       </w:tblGrid>
       <w:tr>
+        <w:trPr>
+          <w:jc w:val="center"/>
+        </w:trPr>
         <w:tc>
           <w:tcPr>
-            <w:tcW w:type="dxa" w:w="2160"/>
+            <w:tcW w:w="2160" w:type="dxa"/>
           </w:tcPr>
           <w:p>
+            <w:pPr>
+              <w:spacing w:before="60" w:after="60"/>
+            </w:pPr>
             <w:r>
               <w:t>版本</w:t>
             </w:r>
@@ -212,9 +226,12 @@
         </w:tc>
         <w:tc>
           <w:tcPr>
-            <w:tcW w:type="dxa" w:w="3600"/>
+            <w:tcW w:w="3600" w:type="dxa"/>
           </w:tcPr>
           <w:p>
+            <w:pPr>
+              <w:spacing w:before="60" w:after="60"/>
+            </w:pPr>
             <w:r>
               <w:t>1.0</w:t>
             </w:r>
@@ -222,11 +239,17 @@
         </w:tc>
       </w:tr>
       <w:tr>
+        <w:trPr>
+          <w:jc w:val="center"/>
+        </w:trPr>
         <w:tc>
           <w:tcPr>
-            <w:tcW w:type="dxa" w:w="2160"/>
+            <w:tcW w:w="2160" w:type="dxa"/>
           </w:tcPr>
           <w:p>
+            <w:pPr>
+              <w:spacing w:before="60" w:after="60"/>
+            </w:pPr>
             <w:r>
               <w:t>建立日期</w:t>
             </w:r>
@@ -234,9 +257,12 @@
         </w:tc>
         <w:tc>
           <w:tcPr>
-            <w:tcW w:type="dxa" w:w="3600"/>
+            <w:tcW w:w="3600" w:type="dxa"/>
           </w:tcPr>
           <w:p>
+            <w:pPr>
+              <w:spacing w:before="60" w:after="60"/>
+            </w:pPr>
             <w:r>
               <w:t>2026/10/20</w:t>
             </w:r>
@@ -244,11 +270,17 @@
         </w:tc>
       </w:tr>
       <w:tr>
+        <w:trPr>
+          <w:jc w:val="center"/>
+        </w:trPr>
         <w:tc>
           <w:tcPr>
-            <w:tcW w:type="dxa" w:w="2160"/>
+            <w:tcW w:w="2160" w:type="dxa"/>
           </w:tcPr>
           <w:p>
+            <w:pPr>
+              <w:spacing w:before="60" w:after="60"/>
+            </w:pPr>
             <w:r>
               <w:t>更新日期</w:t>
             </w:r>
@@ -256,19 +288,27 @@
         </w:tc>
         <w:tc>
           <w:tcPr>
-            <w:tcW w:type="dxa" w:w="3600"/>
+            <w:tcW w:w="3600" w:type="dxa"/>
           </w:tcPr>
           <w:p>
-            <w:r/>
+            <w:pPr>
+              <w:spacing w:before="60" w:after="60"/>
+            </w:pPr>
           </w:p>
         </w:tc>
       </w:tr>
       <w:tr>
+        <w:trPr>
+          <w:jc w:val="center"/>
+        </w:trPr>
         <w:tc>
           <w:tcPr>
-            <w:tcW w:type="dxa" w:w="2160"/>
+            <w:tcW w:w="2160" w:type="dxa"/>
           </w:tcPr>
           <w:p>
+            <w:pPr>
+              <w:spacing w:before="60" w:after="60"/>
+            </w:pPr>
             <w:r>
               <w:t>作者</w:t>
             </w:r>
@@ -276,9 +316,12 @@
         </w:tc>
         <w:tc>
           <w:tcPr>
-            <w:tcW w:type="dxa" w:w="3600"/>
+            <w:tcW w:w="3600" w:type="dxa"/>
           </w:tcPr>
           <w:p>
+            <w:pPr>
+              <w:spacing w:before="60" w:after="60"/>
+            </w:pPr>
             <w:r>
               <w:t>朱可棠</w:t>
             </w:r>
@@ -289,31 +332,38 @@
     <w:p>
       <w:pPr>
         <w:pStyle w:val="Heading1NoTOC"/>
-        <w:pageBreakBefore/>
       </w:pPr>
       <w:r>
-        <w:t>文件制/修訂履歷</w:t>
+        <w:lastRenderedPageBreak/>
+        <w:t>文件制</w:t>
+      </w:r>
+      <w:r>
+        <w:t>/</w:t>
+      </w:r>
+      <w:r>
+        <w:t>修訂履歷</w:t>
       </w:r>
     </w:p>
     <w:tbl>
       <w:tblPr>
         <w:tblStyle w:val="aff2"/>
-        <w:tblW w:type="auto" w:w="0"/>
-        <w:tblLook w:firstColumn="1" w:firstRow="1" w:lastColumn="0" w:lastRow="0" w:noHBand="0" w:noVBand="1" w:val="04A0"/>
+        <w:tblW w:w="0" w:type="auto"/>
+        <w:tblLook w:val="04A0" w:firstRow="1" w:lastRow="0" w:firstColumn="1" w:lastColumn="0" w:noHBand="0" w:noVBand="1"/>
       </w:tblPr>
       <w:tblGrid>
-        <w:gridCol w:w="2340"/>
-        <w:gridCol w:w="2340"/>
-        <w:gridCol w:w="2340"/>
-        <w:gridCol w:w="2340"/>
+        <w:gridCol w:w="1151"/>
+        <w:gridCol w:w="1729"/>
+        <w:gridCol w:w="4320"/>
+        <w:gridCol w:w="2160"/>
       </w:tblGrid>
       <w:tr>
         <w:tc>
           <w:tcPr>
-            <w:tcW w:type="dxa" w:w="1151"/>
+            <w:tcW w:w="1151" w:type="dxa"/>
           </w:tcPr>
           <w:p>
             <w:pPr>
+              <w:spacing w:before="60" w:after="60"/>
               <w:jc w:val="center"/>
             </w:pPr>
             <w:r>
@@ -326,10 +376,11 @@
         </w:tc>
         <w:tc>
           <w:tcPr>
-            <w:tcW w:type="dxa" w:w="1729"/>
+            <w:tcW w:w="1729" w:type="dxa"/>
           </w:tcPr>
           <w:p>
             <w:pPr>
+              <w:spacing w:before="60" w:after="60"/>
               <w:jc w:val="center"/>
             </w:pPr>
             <w:r>
@@ -342,10 +393,11 @@
         </w:tc>
         <w:tc>
           <w:tcPr>
-            <w:tcW w:type="dxa" w:w="4320"/>
+            <w:tcW w:w="4320" w:type="dxa"/>
           </w:tcPr>
           <w:p>
             <w:pPr>
+              <w:spacing w:before="60" w:after="60"/>
               <w:jc w:val="center"/>
             </w:pPr>
             <w:r>
@@ -358,10 +410,11 @@
         </w:tc>
         <w:tc>
           <w:tcPr>
-            <w:tcW w:type="dxa" w:w="2160"/>
+            <w:tcW w:w="2160" w:type="dxa"/>
           </w:tcPr>
           <w:p>
             <w:pPr>
+              <w:spacing w:before="60" w:after="60"/>
               <w:jc w:val="center"/>
             </w:pPr>
             <w:r>
@@ -376,10 +429,11 @@
       <w:tr>
         <w:tc>
           <w:tcPr>
-            <w:tcW w:type="dxa" w:w="1151"/>
+            <w:tcW w:w="1151" w:type="dxa"/>
           </w:tcPr>
           <w:p>
             <w:pPr>
+              <w:spacing w:before="60" w:after="60"/>
               <w:jc w:val="center"/>
             </w:pPr>
             <w:r>
@@ -389,10 +443,11 @@
         </w:tc>
         <w:tc>
           <w:tcPr>
-            <w:tcW w:type="dxa" w:w="1729"/>
+            <w:tcW w:w="1729" w:type="dxa"/>
           </w:tcPr>
           <w:p>
             <w:pPr>
+              <w:spacing w:before="60" w:after="60"/>
               <w:jc w:val="center"/>
             </w:pPr>
             <w:r>
@@ -402,9 +457,12 @@
         </w:tc>
         <w:tc>
           <w:tcPr>
-            <w:tcW w:type="dxa" w:w="4320"/>
+            <w:tcW w:w="4320" w:type="dxa"/>
           </w:tcPr>
           <w:p>
+            <w:pPr>
+              <w:spacing w:before="60" w:after="60"/>
+            </w:pPr>
             <w:r>
               <w:t>初次發行</w:t>
             </w:r>
@@ -412,10 +470,11 @@
         </w:tc>
         <w:tc>
           <w:tcPr>
-            <w:tcW w:type="dxa" w:w="2160"/>
+            <w:tcW w:w="2160" w:type="dxa"/>
           </w:tcPr>
           <w:p>
             <w:pPr>
+              <w:spacing w:before="60" w:after="60"/>
               <w:jc w:val="center"/>
             </w:pPr>
             <w:r>
@@ -428,25 +487,905 @@
     <w:p>
       <w:pPr>
         <w:pStyle w:val="Heading1NoTOC"/>
-        <w:pageBreakBefore/>
       </w:pPr>
       <w:r>
+        <w:lastRenderedPageBreak/>
         <w:t>目錄</w:t>
       </w:r>
     </w:p>
     <w:p>
+      <w:pPr>
+        <w:pStyle w:val="14"/>
+        <w:tabs>
+          <w:tab w:val="right" w:leader="dot" w:pos="9350"/>
+        </w:tabs>
+        <w:rPr>
+          <w:rFonts w:asciiTheme="minorHAnsi" w:eastAsiaTheme="minorEastAsia" w:hAnsiTheme="minorHAnsi" w:cstheme="minorBidi"/>
+          <w:noProof/>
+          <w:color w:val="auto"/>
+          <w:kern w:val="2"/>
+          <w:szCs w:val="22"/>
+        </w:rPr>
+      </w:pPr>
       <w:r>
         <w:fldChar w:fldCharType="begin"/>
-        <w:instrText xml:space="preserve">TOC \o "1-2" \h \z \u</w:instrText>
+      </w:r>
+      <w:r>
+        <w:instrText>TOC \o "1-2" \h \z \u</w:instrText>
+      </w:r>
+      <w:r>
         <w:fldChar w:fldCharType="separate"/>
-        <w:t>目錄將於開啟文件時自動更新</w:t>
+      </w:r>
+      <w:hyperlink w:anchor="_Toc243386839" w:history="1">
+        <w:r>
+          <w:rPr>
+            <w:rStyle w:val="affb"/>
+            <w:rFonts w:hint="eastAsia"/>
+            <w:noProof/>
+          </w:rPr>
+          <w:t>壹、作業說明</w:t>
+        </w:r>
+        <w:r>
+          <w:rPr>
+            <w:noProof/>
+            <w:webHidden/>
+          </w:rPr>
+          <w:tab/>
+        </w:r>
+        <w:r>
+          <w:rPr>
+            <w:noProof/>
+            <w:webHidden/>
+          </w:rPr>
+          <w:fldChar w:fldCharType="begin"/>
+        </w:r>
+        <w:r>
+          <w:rPr>
+            <w:noProof/>
+            <w:webHidden/>
+          </w:rPr>
+          <w:instrText xml:space="preserve"> PAGEREF _Toc243386839 \h </w:instrText>
+        </w:r>
+        <w:r>
+          <w:rPr>
+            <w:noProof/>
+            <w:webHidden/>
+          </w:rPr>
+        </w:r>
+        <w:r>
+          <w:rPr>
+            <w:noProof/>
+            <w:webHidden/>
+          </w:rPr>
+          <w:fldChar w:fldCharType="separate"/>
+        </w:r>
+        <w:r>
+          <w:rPr>
+            <w:noProof/>
+            <w:webHidden/>
+          </w:rPr>
+          <w:t>1</w:t>
+        </w:r>
+        <w:r>
+          <w:rPr>
+            <w:noProof/>
+            <w:webHidden/>
+          </w:rPr>
+          <w:fldChar w:fldCharType="end"/>
+        </w:r>
+      </w:hyperlink>
+    </w:p>
+    <w:p>
+      <w:pPr>
+        <w:pStyle w:val="2a"/>
+        <w:tabs>
+          <w:tab w:val="right" w:leader="dot" w:pos="9350"/>
+        </w:tabs>
+        <w:rPr>
+          <w:rFonts w:asciiTheme="minorHAnsi" w:eastAsiaTheme="minorEastAsia" w:hAnsiTheme="minorHAnsi" w:cstheme="minorBidi"/>
+          <w:noProof/>
+          <w:color w:val="auto"/>
+          <w:kern w:val="2"/>
+          <w:szCs w:val="22"/>
+        </w:rPr>
+      </w:pPr>
+      <w:hyperlink w:anchor="_Toc243386840" w:history="1">
+        <w:r>
+          <w:rPr>
+            <w:rStyle w:val="affb"/>
+            <w:rFonts w:hint="eastAsia"/>
+            <w:noProof/>
+          </w:rPr>
+          <w:t>一、使用情境</w:t>
+        </w:r>
+        <w:r>
+          <w:rPr>
+            <w:noProof/>
+            <w:webHidden/>
+          </w:rPr>
+          <w:tab/>
+        </w:r>
+        <w:r>
+          <w:rPr>
+            <w:noProof/>
+            <w:webHidden/>
+          </w:rPr>
+          <w:fldChar w:fldCharType="begin"/>
+        </w:r>
+        <w:r>
+          <w:rPr>
+            <w:noProof/>
+            <w:webHidden/>
+          </w:rPr>
+          <w:instrText xml:space="preserve"> PAGEREF _Toc243386840 \h </w:instrText>
+        </w:r>
+        <w:r>
+          <w:rPr>
+            <w:noProof/>
+            <w:webHidden/>
+          </w:rPr>
+        </w:r>
+        <w:r>
+          <w:rPr>
+            <w:noProof/>
+            <w:webHidden/>
+          </w:rPr>
+          <w:fldChar w:fldCharType="separate"/>
+        </w:r>
+        <w:r>
+          <w:rPr>
+            <w:noProof/>
+            <w:webHidden/>
+          </w:rPr>
+          <w:t>1</w:t>
+        </w:r>
+        <w:r>
+          <w:rPr>
+            <w:noProof/>
+            <w:webHidden/>
+          </w:rPr>
+          <w:fldChar w:fldCharType="end"/>
+        </w:r>
+      </w:hyperlink>
+    </w:p>
+    <w:p>
+      <w:pPr>
+        <w:pStyle w:val="2a"/>
+        <w:tabs>
+          <w:tab w:val="right" w:leader="dot" w:pos="9350"/>
+        </w:tabs>
+        <w:rPr>
+          <w:rFonts w:asciiTheme="minorHAnsi" w:eastAsiaTheme="minorEastAsia" w:hAnsiTheme="minorHAnsi" w:cstheme="minorBidi"/>
+          <w:noProof/>
+          <w:color w:val="auto"/>
+          <w:kern w:val="2"/>
+          <w:szCs w:val="22"/>
+        </w:rPr>
+      </w:pPr>
+      <w:hyperlink w:anchor="_Toc243386841" w:history="1">
+        <w:r>
+          <w:rPr>
+            <w:rStyle w:val="affb"/>
+            <w:rFonts w:hint="eastAsia"/>
+            <w:noProof/>
+          </w:rPr>
+          <w:t>二、進入路徑</w:t>
+        </w:r>
+        <w:r>
+          <w:rPr>
+            <w:noProof/>
+            <w:webHidden/>
+          </w:rPr>
+          <w:tab/>
+        </w:r>
+        <w:r>
+          <w:rPr>
+            <w:noProof/>
+            <w:webHidden/>
+          </w:rPr>
+          <w:fldChar w:fldCharType="begin"/>
+        </w:r>
+        <w:r>
+          <w:rPr>
+            <w:noProof/>
+            <w:webHidden/>
+          </w:rPr>
+          <w:instrText xml:space="preserve"> PAGEREF _Toc243386841 \h </w:instrText>
+        </w:r>
+        <w:r>
+          <w:rPr>
+            <w:noProof/>
+            <w:webHidden/>
+          </w:rPr>
+        </w:r>
+        <w:r>
+          <w:rPr>
+            <w:noProof/>
+            <w:webHidden/>
+          </w:rPr>
+          <w:fldChar w:fldCharType="separate"/>
+        </w:r>
+        <w:r>
+          <w:rPr>
+            <w:noProof/>
+            <w:webHidden/>
+          </w:rPr>
+          <w:t>1</w:t>
+        </w:r>
+        <w:r>
+          <w:rPr>
+            <w:noProof/>
+            <w:webHidden/>
+          </w:rPr>
+          <w:fldChar w:fldCharType="end"/>
+        </w:r>
+      </w:hyperlink>
+    </w:p>
+    <w:p>
+      <w:pPr>
+        <w:pStyle w:val="14"/>
+        <w:tabs>
+          <w:tab w:val="right" w:leader="dot" w:pos="9350"/>
+        </w:tabs>
+        <w:rPr>
+          <w:rFonts w:asciiTheme="minorHAnsi" w:eastAsiaTheme="minorEastAsia" w:hAnsiTheme="minorHAnsi" w:cstheme="minorBidi"/>
+          <w:noProof/>
+          <w:color w:val="auto"/>
+          <w:kern w:val="2"/>
+          <w:szCs w:val="22"/>
+        </w:rPr>
+      </w:pPr>
+      <w:hyperlink w:anchor="_Toc243386842" w:history="1">
+        <w:r>
+          <w:rPr>
+            <w:rStyle w:val="affb"/>
+            <w:rFonts w:hint="eastAsia"/>
+            <w:noProof/>
+          </w:rPr>
+          <w:t>貳、操作說明</w:t>
+        </w:r>
+        <w:r>
+          <w:rPr>
+            <w:noProof/>
+            <w:webHidden/>
+          </w:rPr>
+          <w:tab/>
+        </w:r>
+        <w:r>
+          <w:rPr>
+            <w:noProof/>
+            <w:webHidden/>
+          </w:rPr>
+          <w:fldChar w:fldCharType="begin"/>
+        </w:r>
+        <w:r>
+          <w:rPr>
+            <w:noProof/>
+            <w:webHidden/>
+          </w:rPr>
+          <w:instrText xml:space="preserve"> PAGEREF _Toc243386842 \h </w:instrText>
+        </w:r>
+        <w:r>
+          <w:rPr>
+            <w:noProof/>
+            <w:webHidden/>
+          </w:rPr>
+        </w:r>
+        <w:r>
+          <w:rPr>
+            <w:noProof/>
+            <w:webHidden/>
+          </w:rPr>
+          <w:fldChar w:fldCharType="separate"/>
+        </w:r>
+        <w:r>
+          <w:rPr>
+            <w:noProof/>
+            <w:webHidden/>
+          </w:rPr>
+          <w:t>2</w:t>
+        </w:r>
+        <w:r>
+          <w:rPr>
+            <w:noProof/>
+            <w:webHidden/>
+          </w:rPr>
+          <w:fldChar w:fldCharType="end"/>
+        </w:r>
+      </w:hyperlink>
+    </w:p>
+    <w:p>
+      <w:pPr>
+        <w:pStyle w:val="2a"/>
+        <w:tabs>
+          <w:tab w:val="right" w:leader="dot" w:pos="9350"/>
+        </w:tabs>
+        <w:rPr>
+          <w:rFonts w:asciiTheme="minorHAnsi" w:eastAsiaTheme="minorEastAsia" w:hAnsiTheme="minorHAnsi" w:cstheme="minorBidi"/>
+          <w:noProof/>
+          <w:color w:val="auto"/>
+          <w:kern w:val="2"/>
+          <w:szCs w:val="22"/>
+        </w:rPr>
+      </w:pPr>
+      <w:hyperlink w:anchor="_Toc243386843" w:history="1">
+        <w:r>
+          <w:rPr>
+            <w:rStyle w:val="affb"/>
+            <w:rFonts w:hint="eastAsia"/>
+            <w:noProof/>
+          </w:rPr>
+          <w:t>一、畫面與前置設定</w:t>
+        </w:r>
+        <w:r>
+          <w:rPr>
+            <w:noProof/>
+            <w:webHidden/>
+          </w:rPr>
+          <w:tab/>
+        </w:r>
+        <w:r>
+          <w:rPr>
+            <w:noProof/>
+            <w:webHidden/>
+          </w:rPr>
+          <w:fldChar w:fldCharType="begin"/>
+        </w:r>
+        <w:r>
+          <w:rPr>
+            <w:noProof/>
+            <w:webHidden/>
+          </w:rPr>
+          <w:instrText xml:space="preserve"> PAGEREF _Toc243386843 \h </w:instrText>
+        </w:r>
+        <w:r>
+          <w:rPr>
+            <w:noProof/>
+            <w:webHidden/>
+          </w:rPr>
+        </w:r>
+        <w:r>
+          <w:rPr>
+            <w:noProof/>
+            <w:webHidden/>
+          </w:rPr>
+          <w:fldChar w:fldCharType="separate"/>
+        </w:r>
+        <w:r>
+          <w:rPr>
+            <w:noProof/>
+            <w:webHidden/>
+          </w:rPr>
+          <w:t>2</w:t>
+        </w:r>
+        <w:r>
+          <w:rPr>
+            <w:noProof/>
+            <w:webHidden/>
+          </w:rPr>
+          <w:fldChar w:fldCharType="end"/>
+        </w:r>
+      </w:hyperlink>
+    </w:p>
+    <w:p>
+      <w:pPr>
+        <w:pStyle w:val="2a"/>
+        <w:tabs>
+          <w:tab w:val="right" w:leader="dot" w:pos="9350"/>
+        </w:tabs>
+        <w:rPr>
+          <w:rFonts w:asciiTheme="minorHAnsi" w:eastAsiaTheme="minorEastAsia" w:hAnsiTheme="minorHAnsi" w:cstheme="minorBidi"/>
+          <w:noProof/>
+          <w:color w:val="auto"/>
+          <w:kern w:val="2"/>
+          <w:szCs w:val="22"/>
+        </w:rPr>
+      </w:pPr>
+      <w:hyperlink w:anchor="_Toc243386844" w:history="1">
+        <w:r>
+          <w:rPr>
+            <w:rStyle w:val="affb"/>
+            <w:rFonts w:hint="eastAsia"/>
+            <w:noProof/>
+          </w:rPr>
+          <w:t>二、課程卡片</w:t>
+        </w:r>
+        <w:r>
+          <w:rPr>
+            <w:noProof/>
+            <w:webHidden/>
+          </w:rPr>
+          <w:tab/>
+        </w:r>
+        <w:r>
+          <w:rPr>
+            <w:noProof/>
+            <w:webHidden/>
+          </w:rPr>
+          <w:fldChar w:fldCharType="begin"/>
+        </w:r>
+        <w:r>
+          <w:rPr>
+            <w:noProof/>
+            <w:webHidden/>
+          </w:rPr>
+          <w:instrText xml:space="preserve"> PAGEREF _Toc243386844 \h </w:instrText>
+        </w:r>
+        <w:r>
+          <w:rPr>
+            <w:noProof/>
+            <w:webHidden/>
+          </w:rPr>
+        </w:r>
+        <w:r>
+          <w:rPr>
+            <w:noProof/>
+            <w:webHidden/>
+          </w:rPr>
+          <w:fldChar w:fldCharType="separate"/>
+        </w:r>
+        <w:r>
+          <w:rPr>
+            <w:noProof/>
+            <w:webHidden/>
+          </w:rPr>
+          <w:t>3</w:t>
+        </w:r>
+        <w:r>
+          <w:rPr>
+            <w:noProof/>
+            <w:webHidden/>
+          </w:rPr>
+          <w:fldChar w:fldCharType="end"/>
+        </w:r>
+      </w:hyperlink>
+    </w:p>
+    <w:p>
+      <w:pPr>
+        <w:pStyle w:val="2a"/>
+        <w:tabs>
+          <w:tab w:val="right" w:leader="dot" w:pos="9350"/>
+        </w:tabs>
+        <w:rPr>
+          <w:rFonts w:asciiTheme="minorHAnsi" w:eastAsiaTheme="minorEastAsia" w:hAnsiTheme="minorHAnsi" w:cstheme="minorBidi"/>
+          <w:noProof/>
+          <w:color w:val="auto"/>
+          <w:kern w:val="2"/>
+          <w:szCs w:val="22"/>
+        </w:rPr>
+      </w:pPr>
+      <w:hyperlink w:anchor="_Toc243386845" w:history="1">
+        <w:r>
+          <w:rPr>
+            <w:rStyle w:val="affb"/>
+            <w:rFonts w:hint="eastAsia"/>
+            <w:noProof/>
+          </w:rPr>
+          <w:t>三、進入課程學習</w:t>
+        </w:r>
+        <w:r>
+          <w:rPr>
+            <w:noProof/>
+            <w:webHidden/>
+          </w:rPr>
+          <w:tab/>
+        </w:r>
+        <w:r>
+          <w:rPr>
+            <w:noProof/>
+            <w:webHidden/>
+          </w:rPr>
+          <w:fldChar w:fldCharType="begin"/>
+        </w:r>
+        <w:r>
+          <w:rPr>
+            <w:noProof/>
+            <w:webHidden/>
+          </w:rPr>
+          <w:instrText xml:space="preserve"> PAGEREF _Toc243386845 \h </w:instrText>
+        </w:r>
+        <w:r>
+          <w:rPr>
+            <w:noProof/>
+            <w:webHidden/>
+          </w:rPr>
+        </w:r>
+        <w:r>
+          <w:rPr>
+            <w:noProof/>
+            <w:webHidden/>
+          </w:rPr>
+          <w:fldChar w:fldCharType="separate"/>
+        </w:r>
+        <w:r>
+          <w:rPr>
+            <w:noProof/>
+            <w:webHidden/>
+          </w:rPr>
+          <w:t>3</w:t>
+        </w:r>
+        <w:r>
+          <w:rPr>
+            <w:noProof/>
+            <w:webHidden/>
+          </w:rPr>
+          <w:fldChar w:fldCharType="end"/>
+        </w:r>
+      </w:hyperlink>
+    </w:p>
+    <w:p>
+      <w:pPr>
+        <w:pStyle w:val="2a"/>
+        <w:tabs>
+          <w:tab w:val="right" w:leader="dot" w:pos="9350"/>
+        </w:tabs>
+        <w:rPr>
+          <w:rFonts w:asciiTheme="minorHAnsi" w:eastAsiaTheme="minorEastAsia" w:hAnsiTheme="minorHAnsi" w:cstheme="minorBidi"/>
+          <w:noProof/>
+          <w:color w:val="auto"/>
+          <w:kern w:val="2"/>
+          <w:szCs w:val="22"/>
+        </w:rPr>
+      </w:pPr>
+      <w:hyperlink w:anchor="_Toc243386846" w:history="1">
+        <w:r>
+          <w:rPr>
+            <w:rStyle w:val="affb"/>
+            <w:rFonts w:hint="eastAsia"/>
+            <w:noProof/>
+          </w:rPr>
+          <w:t>四、以邀請碼加入新課程</w:t>
+        </w:r>
+        <w:r>
+          <w:rPr>
+            <w:noProof/>
+            <w:webHidden/>
+          </w:rPr>
+          <w:tab/>
+        </w:r>
+        <w:r>
+          <w:rPr>
+            <w:noProof/>
+            <w:webHidden/>
+          </w:rPr>
+          <w:fldChar w:fldCharType="begin"/>
+        </w:r>
+        <w:r>
+          <w:rPr>
+            <w:noProof/>
+            <w:webHidden/>
+          </w:rPr>
+          <w:instrText xml:space="preserve"> PAGEREF _Toc243386846 \h </w:instrText>
+        </w:r>
+        <w:r>
+          <w:rPr>
+            <w:noProof/>
+            <w:webHidden/>
+          </w:rPr>
+        </w:r>
+        <w:r>
+          <w:rPr>
+            <w:noProof/>
+            <w:webHidden/>
+          </w:rPr>
+          <w:fldChar w:fldCharType="separate"/>
+        </w:r>
+        <w:r>
+          <w:rPr>
+            <w:noProof/>
+            <w:webHidden/>
+          </w:rPr>
+          <w:t>3</w:t>
+        </w:r>
+        <w:r>
+          <w:rPr>
+            <w:noProof/>
+            <w:webHidden/>
+          </w:rPr>
+          <w:fldChar w:fldCharType="end"/>
+        </w:r>
+      </w:hyperlink>
+    </w:p>
+    <w:p>
+      <w:pPr>
+        <w:pStyle w:val="14"/>
+        <w:tabs>
+          <w:tab w:val="right" w:leader="dot" w:pos="9350"/>
+        </w:tabs>
+        <w:rPr>
+          <w:rFonts w:asciiTheme="minorHAnsi" w:eastAsiaTheme="minorEastAsia" w:hAnsiTheme="minorHAnsi" w:cstheme="minorBidi"/>
+          <w:noProof/>
+          <w:color w:val="auto"/>
+          <w:kern w:val="2"/>
+          <w:szCs w:val="22"/>
+        </w:rPr>
+      </w:pPr>
+      <w:hyperlink w:anchor="_Toc243386847" w:history="1">
+        <w:r>
+          <w:rPr>
+            <w:rStyle w:val="affb"/>
+            <w:rFonts w:hint="eastAsia"/>
+            <w:noProof/>
+          </w:rPr>
+          <w:t>參、常見訊息與處置</w:t>
+        </w:r>
+        <w:r>
+          <w:rPr>
+            <w:noProof/>
+            <w:webHidden/>
+          </w:rPr>
+          <w:tab/>
+        </w:r>
+        <w:r>
+          <w:rPr>
+            <w:noProof/>
+            <w:webHidden/>
+          </w:rPr>
+          <w:fldChar w:fldCharType="begin"/>
+        </w:r>
+        <w:r>
+          <w:rPr>
+            <w:noProof/>
+            <w:webHidden/>
+          </w:rPr>
+          <w:instrText xml:space="preserve"> PAGEREF _Toc243386847 \h </w:instrText>
+        </w:r>
+        <w:r>
+          <w:rPr>
+            <w:noProof/>
+            <w:webHidden/>
+          </w:rPr>
+        </w:r>
+        <w:r>
+          <w:rPr>
+            <w:noProof/>
+            <w:webHidden/>
+          </w:rPr>
+          <w:fldChar w:fldCharType="separate"/>
+        </w:r>
+        <w:r>
+          <w:rPr>
+            <w:noProof/>
+            <w:webHidden/>
+          </w:rPr>
+          <w:t>5</w:t>
+        </w:r>
+        <w:r>
+          <w:rPr>
+            <w:noProof/>
+            <w:webHidden/>
+          </w:rPr>
+          <w:fldChar w:fldCharType="end"/>
+        </w:r>
+      </w:hyperlink>
+    </w:p>
+    <w:p>
+      <w:pPr>
+        <w:pStyle w:val="2a"/>
+        <w:tabs>
+          <w:tab w:val="right" w:leader="dot" w:pos="9350"/>
+        </w:tabs>
+        <w:rPr>
+          <w:rFonts w:asciiTheme="minorHAnsi" w:eastAsiaTheme="minorEastAsia" w:hAnsiTheme="minorHAnsi" w:cstheme="minorBidi"/>
+          <w:noProof/>
+          <w:color w:val="auto"/>
+          <w:kern w:val="2"/>
+          <w:szCs w:val="22"/>
+        </w:rPr>
+      </w:pPr>
+      <w:hyperlink w:anchor="_Toc243386848" w:history="1">
+        <w:r>
+          <w:rPr>
+            <w:rStyle w:val="affb"/>
+            <w:rFonts w:hint="eastAsia"/>
+            <w:noProof/>
+          </w:rPr>
+          <w:t>一、被擋下（動作沒有完成）</w:t>
+        </w:r>
+        <w:r>
+          <w:rPr>
+            <w:noProof/>
+            <w:webHidden/>
+          </w:rPr>
+          <w:tab/>
+        </w:r>
+        <w:r>
+          <w:rPr>
+            <w:noProof/>
+            <w:webHidden/>
+          </w:rPr>
+          <w:fldChar w:fldCharType="begin"/>
+        </w:r>
+        <w:r>
+          <w:rPr>
+            <w:noProof/>
+            <w:webHidden/>
+          </w:rPr>
+          <w:instrText xml:space="preserve"> PAGEREF _Toc243386848 \h </w:instrText>
+        </w:r>
+        <w:r>
+          <w:rPr>
+            <w:noProof/>
+            <w:webHidden/>
+          </w:rPr>
+        </w:r>
+        <w:r>
+          <w:rPr>
+            <w:noProof/>
+            <w:webHidden/>
+          </w:rPr>
+          <w:fldChar w:fldCharType="separate"/>
+        </w:r>
+        <w:r>
+          <w:rPr>
+            <w:noProof/>
+            <w:webHidden/>
+          </w:rPr>
+          <w:t>5</w:t>
+        </w:r>
+        <w:r>
+          <w:rPr>
+            <w:noProof/>
+            <w:webHidden/>
+          </w:rPr>
+          <w:fldChar w:fldCharType="end"/>
+        </w:r>
+      </w:hyperlink>
+    </w:p>
+    <w:p>
+      <w:pPr>
+        <w:pStyle w:val="2a"/>
+        <w:tabs>
+          <w:tab w:val="right" w:leader="dot" w:pos="9350"/>
+        </w:tabs>
+        <w:rPr>
+          <w:rFonts w:asciiTheme="minorHAnsi" w:eastAsiaTheme="minorEastAsia" w:hAnsiTheme="minorHAnsi" w:cstheme="minorBidi"/>
+          <w:noProof/>
+          <w:color w:val="auto"/>
+          <w:kern w:val="2"/>
+          <w:szCs w:val="22"/>
+        </w:rPr>
+      </w:pPr>
+      <w:hyperlink w:anchor="_Toc243386849" w:history="1">
+        <w:r>
+          <w:rPr>
+            <w:rStyle w:val="affb"/>
+            <w:rFonts w:hint="eastAsia"/>
+            <w:noProof/>
+          </w:rPr>
+          <w:t>二、送出後的結果訊息</w:t>
+        </w:r>
+        <w:r>
+          <w:rPr>
+            <w:noProof/>
+            <w:webHidden/>
+          </w:rPr>
+          <w:tab/>
+        </w:r>
+        <w:r>
+          <w:rPr>
+            <w:noProof/>
+            <w:webHidden/>
+          </w:rPr>
+          <w:fldChar w:fldCharType="begin"/>
+        </w:r>
+        <w:r>
+          <w:rPr>
+            <w:noProof/>
+            <w:webHidden/>
+          </w:rPr>
+          <w:instrText xml:space="preserve"> PAGEREF _Toc243386849 \h </w:instrText>
+        </w:r>
+        <w:r>
+          <w:rPr>
+            <w:noProof/>
+            <w:webHidden/>
+          </w:rPr>
+        </w:r>
+        <w:r>
+          <w:rPr>
+            <w:noProof/>
+            <w:webHidden/>
+          </w:rPr>
+          <w:fldChar w:fldCharType="separate"/>
+        </w:r>
+        <w:r>
+          <w:rPr>
+            <w:noProof/>
+            <w:webHidden/>
+          </w:rPr>
+          <w:t>5</w:t>
+        </w:r>
+        <w:r>
+          <w:rPr>
+            <w:noProof/>
+            <w:webHidden/>
+          </w:rPr>
+          <w:fldChar w:fldCharType="end"/>
+        </w:r>
+      </w:hyperlink>
+    </w:p>
+    <w:p>
+      <w:pPr>
+        <w:pStyle w:val="2a"/>
+        <w:tabs>
+          <w:tab w:val="right" w:leader="dot" w:pos="9350"/>
+        </w:tabs>
+        <w:rPr>
+          <w:rFonts w:asciiTheme="minorHAnsi" w:eastAsiaTheme="minorEastAsia" w:hAnsiTheme="minorHAnsi" w:cstheme="minorBidi"/>
+          <w:noProof/>
+          <w:color w:val="auto"/>
+          <w:kern w:val="2"/>
+          <w:szCs w:val="22"/>
+        </w:rPr>
+      </w:pPr>
+      <w:hyperlink w:anchor="_Toc243386850" w:history="1">
+        <w:r>
+          <w:rPr>
+            <w:rStyle w:val="affb"/>
+            <w:rFonts w:hint="eastAsia"/>
+            <w:noProof/>
+          </w:rPr>
+          <w:t>三、其他情況</w:t>
+        </w:r>
+        <w:r>
+          <w:rPr>
+            <w:noProof/>
+            <w:webHidden/>
+          </w:rPr>
+          <w:tab/>
+        </w:r>
+        <w:r>
+          <w:rPr>
+            <w:noProof/>
+            <w:webHidden/>
+          </w:rPr>
+          <w:fldChar w:fldCharType="begin"/>
+        </w:r>
+        <w:r>
+          <w:rPr>
+            <w:noProof/>
+            <w:webHidden/>
+          </w:rPr>
+          <w:instrText xml:space="preserve"> PAGEREF _Toc243386850 \h </w:instrText>
+        </w:r>
+        <w:r>
+          <w:rPr>
+            <w:noProof/>
+            <w:webHidden/>
+          </w:rPr>
+        </w:r>
+        <w:r>
+          <w:rPr>
+            <w:noProof/>
+            <w:webHidden/>
+          </w:rPr>
+          <w:fldChar w:fldCharType="separate"/>
+        </w:r>
+        <w:r>
+          <w:rPr>
+            <w:noProof/>
+            <w:webHidden/>
+          </w:rPr>
+          <w:t>5</w:t>
+        </w:r>
+        <w:r>
+          <w:rPr>
+            <w:noProof/>
+            <w:webHidden/>
+          </w:rPr>
+          <w:fldChar w:fldCharType="end"/>
+        </w:r>
+      </w:hyperlink>
+    </w:p>
+    <w:p>
+      <w:r>
         <w:fldChar w:fldCharType="end"/>
       </w:r>
     </w:p>
     <w:p>
       <w:pPr>
         <w:sectPr>
-          <w:footerReference w:type="default" r:id="rId8"/>
           <w:pgSz w:w="12240" w:h="15840"/>
           <w:pgMar w:top="1440" w:right="1440" w:bottom="1440" w:left="1440" w:header="720" w:footer="720" w:gutter="0"/>
           <w:cols w:space="720"/>
@@ -458,17 +1397,22 @@
       <w:pPr>
         <w:pStyle w:val="1"/>
       </w:pPr>
+      <w:bookmarkStart w:id="1" w:name="_Toc243386839"/>
       <w:r>
+        <w:lastRenderedPageBreak/>
         <w:t>壹、作業說明</w:t>
       </w:r>
+      <w:bookmarkEnd w:id="1"/>
     </w:p>
     <w:p>
       <w:pPr>
         <w:pStyle w:val="2"/>
       </w:pPr>
+      <w:bookmarkStart w:id="2" w:name="_Toc243386840"/>
       <w:r>
         <w:t>一、使用情境</w:t>
       </w:r>
+      <w:bookmarkEnd w:id="2"/>
     </w:p>
     <w:p>
       <w:pPr>
@@ -489,6 +1433,7 @@
     </w:p>
     <w:p>
       <w:pPr>
+        <w:keepNext/>
         <w:ind w:firstLine="482"/>
       </w:pPr>
       <w:r>
@@ -498,26 +1443,23 @@
     <w:tbl>
       <w:tblPr>
         <w:tblStyle w:val="aff2"/>
-        <w:tblW w:type="auto" w:w="0"/>
+        <w:tblW w:w="0" w:type="auto"/>
         <w:tblLayout w:type="fixed"/>
-        <w:tblLook w:firstColumn="1" w:firstRow="1" w:lastColumn="0" w:lastRow="0" w:noHBand="0" w:noVBand="1" w:val="04A0"/>
-        <w:tblLayout w:type="fixed"/>
+        <w:tblLook w:val="04A0" w:firstRow="1" w:lastRow="0" w:firstColumn="1" w:lastColumn="0" w:noHBand="0" w:noVBand="1"/>
       </w:tblPr>
       <w:tblGrid>
-        <w:gridCol w:w="4680"/>
-        <w:gridCol w:w="4680"/>
+        <w:gridCol w:w="3867"/>
+        <w:gridCol w:w="5493"/>
       </w:tblGrid>
       <w:tr>
         <w:tc>
           <w:tcPr>
-            <w:tcW w:type="dxa" w:w="3867"/>
+            <w:tcW w:w="3867" w:type="dxa"/>
           </w:tcPr>
           <w:p>
-            <w:r>
-              <w:rPr>
-                <w:b/>
-              </w:rPr>
-            </w:r>
+            <w:pPr>
+              <w:spacing w:before="60" w:after="60"/>
+            </w:pPr>
             <w:r>
               <w:rPr>
                 <w:b/>
@@ -528,14 +1470,12 @@
         </w:tc>
         <w:tc>
           <w:tcPr>
-            <w:tcW w:type="dxa" w:w="5493"/>
+            <w:tcW w:w="5493" w:type="dxa"/>
           </w:tcPr>
           <w:p>
-            <w:r>
-              <w:rPr>
-                <w:b/>
-              </w:rPr>
-            </w:r>
+            <w:pPr>
+              <w:spacing w:before="60" w:after="60"/>
+            </w:pPr>
             <w:r>
               <w:rPr>
                 <w:b/>
@@ -548,10 +1488,12 @@
       <w:tr>
         <w:tc>
           <w:tcPr>
-            <w:tcW w:type="dxa" w:w="3867"/>
+            <w:tcW w:w="3867" w:type="dxa"/>
           </w:tcPr>
           <w:p>
-            <w:r/>
+            <w:pPr>
+              <w:spacing w:before="60" w:after="60"/>
+            </w:pPr>
             <w:r>
               <w:t>課程發布時依受訓對象自動加入</w:t>
             </w:r>
@@ -559,10 +1501,12 @@
         </w:tc>
         <w:tc>
           <w:tcPr>
-            <w:tcW w:type="dxa" w:w="5493"/>
+            <w:tcW w:w="5493" w:type="dxa"/>
           </w:tcPr>
           <w:p>
-            <w:r/>
+            <w:pPr>
+              <w:spacing w:before="60" w:after="60"/>
+            </w:pPr>
             <w:r>
               <w:t>不需操作，課程直接出現在「我的課程」</w:t>
             </w:r>
@@ -572,21 +1516,31 @@
       <w:tr>
         <w:tc>
           <w:tcPr>
-            <w:tcW w:type="dxa" w:w="3867"/>
+            <w:tcW w:w="3867" w:type="dxa"/>
           </w:tcPr>
           <w:p>
-            <w:r/>
+            <w:pPr>
+              <w:spacing w:before="60" w:after="60"/>
+            </w:pPr>
             <w:r>
-              <w:t>教師以 Email 邀請</w:t>
+              <w:t>教師以</w:t>
+            </w:r>
+            <w:r>
+              <w:t xml:space="preserve"> Email </w:t>
+            </w:r>
+            <w:r>
+              <w:t>邀請</w:t>
             </w:r>
           </w:p>
         </w:tc>
         <w:tc>
           <w:tcPr>
-            <w:tcW w:type="dxa" w:w="5493"/>
+            <w:tcW w:w="5493" w:type="dxa"/>
           </w:tcPr>
           <w:p>
-            <w:r/>
+            <w:pPr>
+              <w:spacing w:before="60" w:after="60"/>
+            </w:pPr>
             <w:r>
               <w:t>不需操作，課程直接出現在「我的課程」；通知信只是告知</w:t>
             </w:r>
@@ -596,10 +1550,12 @@
       <w:tr>
         <w:tc>
           <w:tcPr>
-            <w:tcW w:type="dxa" w:w="3867"/>
+            <w:tcW w:w="3867" w:type="dxa"/>
           </w:tcPr>
           <w:p>
-            <w:r/>
+            <w:pPr>
+              <w:spacing w:before="60" w:after="60"/>
+            </w:pPr>
             <w:r>
               <w:t>教師提供的邀請碼</w:t>
             </w:r>
@@ -607,10 +1563,12 @@
         </w:tc>
         <w:tc>
           <w:tcPr>
-            <w:tcW w:type="dxa" w:w="5493"/>
+            <w:tcW w:w="5493" w:type="dxa"/>
           </w:tcPr>
           <w:p>
-            <w:r/>
+            <w:pPr>
+              <w:spacing w:before="60" w:after="60"/>
+            </w:pPr>
             <w:r>
               <w:t>於本作業「加入新課程」輸入邀請碼後加入</w:t>
             </w:r>
@@ -623,7 +1581,19 @@
         <w:ind w:firstLine="482"/>
       </w:pPr>
       <w:r>
-        <w:t>點課程卡片即進入 ET06 課程學習；章節內的測驗於 ET07 線上測驗作答。</w:t>
+        <w:t>點課程卡片即進入</w:t>
+      </w:r>
+      <w:r>
+        <w:t xml:space="preserve"> ET06 </w:t>
+      </w:r>
+      <w:r>
+        <w:t>課程學習；章節內的測驗於</w:t>
+      </w:r>
+      <w:r>
+        <w:t xml:space="preserve"> ET07 </w:t>
+      </w:r>
+      <w:r>
+        <w:t>線上測驗作答。</w:t>
       </w:r>
     </w:p>
     <w:p>
@@ -631,27 +1601,41 @@
         <w:ind w:firstLine="482"/>
       </w:pPr>
       <w:r>
-        <w:t>學員退出課程由教師於 ET02 學員學習表現執行「移除」。被移除後，該課程即自「我的課程」清單與統計中移除，原有的學習紀錄由系統保留。</w:t>
+        <w:t>學員退出課程由教師於</w:t>
+      </w:r>
+      <w:r>
+        <w:t xml:space="preserve"> ET02 </w:t>
+      </w:r>
+      <w:r>
+        <w:t>學員學習表現執行「移除」。被移除後，該課程即自「我的課程」清單與統計中移除，原有的學習紀錄由系統保留。</w:t>
       </w:r>
     </w:p>
     <w:p>
       <w:pPr>
         <w:pStyle w:val="2"/>
       </w:pPr>
+      <w:bookmarkStart w:id="3" w:name="_Toc243386841"/>
       <w:r>
         <w:t>二、進入路徑</w:t>
       </w:r>
+      <w:bookmarkEnd w:id="3"/>
     </w:p>
     <w:p>
       <w:pPr>
         <w:pStyle w:val="af0"/>
         <w:numPr>
           <w:ilvl w:val="0"/>
-          <w:numId w:val="900"/>
+          <w:numId w:val="37"/>
         </w:numPr>
       </w:pPr>
       <w:r>
-        <w:t>側邊選單「教育訓練 → 我的課程」</w:t>
+        <w:t>側邊選單「教育訓練</w:t>
+      </w:r>
+      <w:r>
+        <w:t xml:space="preserve"> → </w:t>
+      </w:r>
+      <w:r>
+        <w:t>我的課程」</w:t>
       </w:r>
     </w:p>
     <w:p>
@@ -659,7 +1643,7 @@
         <w:pStyle w:val="af0"/>
         <w:numPr>
           <w:ilvl w:val="0"/>
-          <w:numId w:val="900"/>
+          <w:numId w:val="37"/>
         </w:numPr>
       </w:pPr>
       <w:r>
@@ -671,28 +1655,39 @@
         <w:pStyle w:val="af0"/>
         <w:numPr>
           <w:ilvl w:val="0"/>
-          <w:numId w:val="900"/>
+          <w:numId w:val="37"/>
         </w:numPr>
       </w:pPr>
       <w:r>
-        <w:t>開啟教師提供的邀請連結，或以手機掃描邀請 QR Code：登入後直接進入本頁並開啟「加入新課程」視窗、預先填好邀請碼</w:t>
+        <w:t>開啟教師提供的邀請連結，或以手機掃描邀請</w:t>
+      </w:r>
+      <w:r>
+        <w:t xml:space="preserve"> QR Code</w:t>
+      </w:r>
+      <w:r>
+        <w:t>：登入後直接進入本頁並開啟「加入新課程」視窗、預先填好邀請碼</w:t>
       </w:r>
     </w:p>
     <w:p>
       <w:pPr>
         <w:pStyle w:val="1"/>
       </w:pPr>
+      <w:bookmarkStart w:id="4" w:name="_Toc243386842"/>
       <w:r>
+        <w:lastRenderedPageBreak/>
         <w:t>貳、操作說明</w:t>
       </w:r>
+      <w:bookmarkEnd w:id="4"/>
     </w:p>
     <w:p>
       <w:pPr>
         <w:pStyle w:val="2"/>
       </w:pPr>
+      <w:bookmarkStart w:id="5" w:name="_Toc243386843"/>
       <w:r>
         <w:t>一、畫面與前置設定</w:t>
       </w:r>
+      <w:bookmarkEnd w:id="5"/>
     </w:p>
     <w:p>
       <w:pPr>
@@ -706,26 +1701,29 @@
       <w:pPr>
         <w:keepNext/>
         <w:spacing w:before="160" w:after="40"/>
-        <w:ind w:left="0" w:firstLine="0"/>
         <w:jc w:val="center"/>
       </w:pPr>
       <w:r>
+        <w:rPr>
+          <w:noProof/>
+        </w:rPr>
         <w:drawing>
-          <wp:inline xmlns:a="http://schemas.openxmlformats.org/drawingml/2006/main" xmlns:pic="http://schemas.openxmlformats.org/drawingml/2006/picture">
+          <wp:inline distT="0" distB="0" distL="0" distR="0">
             <wp:extent cx="5580000" cy="3595500"/>
+            <wp:effectExtent l="0" t="0" r="0" b="0"/>
             <wp:docPr id="1" name="Picture 1"/>
             <wp:cNvGraphicFramePr>
-              <a:graphicFrameLocks noChangeAspect="1"/>
+              <a:graphicFrameLocks xmlns:a="http://schemas.openxmlformats.org/drawingml/2006/main" noChangeAspect="1"/>
             </wp:cNvGraphicFramePr>
-            <a:graphic>
+            <a:graphic xmlns:a="http://schemas.openxmlformats.org/drawingml/2006/main">
               <a:graphicData uri="http://schemas.openxmlformats.org/drawingml/2006/picture">
-                <pic:pic>
+                <pic:pic xmlns:pic="http://schemas.openxmlformats.org/drawingml/2006/picture">
                   <pic:nvPicPr>
                     <pic:cNvPr id="0" name="et03-01.png"/>
                     <pic:cNvPicPr/>
                   </pic:nvPicPr>
                   <pic:blipFill>
-                    <a:blip r:embed="rId9"/>
+                    <a:blip r:embed="rId8"/>
                     <a:stretch>
                       <a:fillRect/>
                     </a:stretch>
@@ -735,7 +1733,9 @@
                       <a:off x="0" y="0"/>
                       <a:ext cx="5580000" cy="3595500"/>
                     </a:xfrm>
-                    <a:prstGeom prst="rect"/>
+                    <a:prstGeom prst="rect">
+                      <a:avLst/>
+                    </a:prstGeom>
                   </pic:spPr>
                 </pic:pic>
               </a:graphicData>
@@ -747,7 +1747,6 @@
     <w:p>
       <w:pPr>
         <w:spacing w:after="160"/>
-        <w:ind w:firstLine="0"/>
         <w:jc w:val="center"/>
       </w:pPr>
       <w:r>
@@ -761,6 +1760,7 @@
     <w:p>
       <w:pPr>
         <w:pStyle w:val="affa"/>
+        <w:keepNext/>
       </w:pPr>
       <w:r>
         <w:t>學習狀態統計</w:t>
@@ -769,26 +1769,23 @@
     <w:tbl>
       <w:tblPr>
         <w:tblStyle w:val="aff2"/>
-        <w:tblW w:type="auto" w:w="0"/>
+        <w:tblW w:w="0" w:type="auto"/>
         <w:tblLayout w:type="fixed"/>
-        <w:tblLook w:firstColumn="1" w:firstRow="1" w:lastColumn="0" w:lastRow="0" w:noHBand="0" w:noVBand="1" w:val="04A0"/>
-        <w:tblLayout w:type="fixed"/>
+        <w:tblLook w:val="04A0" w:firstRow="1" w:lastRow="0" w:firstColumn="1" w:lastColumn="0" w:noHBand="0" w:noVBand="1"/>
       </w:tblPr>
       <w:tblGrid>
-        <w:gridCol w:w="4680"/>
-        <w:gridCol w:w="4680"/>
+        <w:gridCol w:w="2044"/>
+        <w:gridCol w:w="7316"/>
       </w:tblGrid>
       <w:tr>
         <w:tc>
           <w:tcPr>
-            <w:tcW w:type="dxa" w:w="2044"/>
+            <w:tcW w:w="2044" w:type="dxa"/>
           </w:tcPr>
           <w:p>
-            <w:r>
-              <w:rPr>
-                <w:b/>
-              </w:rPr>
-            </w:r>
+            <w:pPr>
+              <w:spacing w:before="60" w:after="60"/>
+            </w:pPr>
             <w:r>
               <w:rPr>
                 <w:b/>
@@ -799,14 +1796,12 @@
         </w:tc>
         <w:tc>
           <w:tcPr>
-            <w:tcW w:type="dxa" w:w="7316"/>
+            <w:tcW w:w="7316" w:type="dxa"/>
           </w:tcPr>
           <w:p>
-            <w:r>
-              <w:rPr>
-                <w:b/>
-              </w:rPr>
-            </w:r>
+            <w:pPr>
+              <w:spacing w:before="60" w:after="60"/>
+            </w:pPr>
             <w:r>
               <w:rPr>
                 <w:b/>
@@ -819,10 +1814,12 @@
       <w:tr>
         <w:tc>
           <w:tcPr>
-            <w:tcW w:type="dxa" w:w="2044"/>
+            <w:tcW w:w="2044" w:type="dxa"/>
           </w:tcPr>
           <w:p>
-            <w:r/>
+            <w:pPr>
+              <w:spacing w:before="60" w:after="60"/>
+            </w:pPr>
             <w:r>
               <w:t>已加入課程</w:t>
             </w:r>
@@ -830,10 +1827,12 @@
         </w:tc>
         <w:tc>
           <w:tcPr>
-            <w:tcW w:type="dxa" w:w="7316"/>
+            <w:tcW w:w="7316" w:type="dxa"/>
           </w:tcPr>
           <w:p>
-            <w:r/>
+            <w:pPr>
+              <w:spacing w:before="60" w:after="60"/>
+            </w:pPr>
             <w:r>
               <w:t>下列四項的合計</w:t>
             </w:r>
@@ -843,10 +1842,12 @@
       <w:tr>
         <w:tc>
           <w:tcPr>
-            <w:tcW w:type="dxa" w:w="2044"/>
+            <w:tcW w:w="2044" w:type="dxa"/>
           </w:tcPr>
           <w:p>
-            <w:r/>
+            <w:pPr>
+              <w:spacing w:before="60" w:after="60"/>
+            </w:pPr>
             <w:r>
               <w:t>進行中</w:t>
             </w:r>
@@ -854,10 +1855,12 @@
         </w:tc>
         <w:tc>
           <w:tcPr>
-            <w:tcW w:type="dxa" w:w="7316"/>
+            <w:tcW w:w="7316" w:type="dxa"/>
           </w:tcPr>
           <w:p>
-            <w:r/>
+            <w:pPr>
+              <w:spacing w:before="60" w:after="60"/>
+            </w:pPr>
             <w:r>
               <w:t>已開放學習，已完成部分教材或測驗、尚未全部完成</w:t>
             </w:r>
@@ -867,10 +1870,12 @@
       <w:tr>
         <w:tc>
           <w:tcPr>
-            <w:tcW w:type="dxa" w:w="2044"/>
+            <w:tcW w:w="2044" w:type="dxa"/>
           </w:tcPr>
           <w:p>
-            <w:r/>
+            <w:pPr>
+              <w:spacing w:before="60" w:after="60"/>
+            </w:pPr>
             <w:r>
               <w:t>未開始</w:t>
             </w:r>
@@ -878,10 +1883,12 @@
         </w:tc>
         <w:tc>
           <w:tcPr>
-            <w:tcW w:type="dxa" w:w="7316"/>
+            <w:tcW w:w="7316" w:type="dxa"/>
           </w:tcPr>
           <w:p>
-            <w:r/>
+            <w:pPr>
+              <w:spacing w:before="60" w:after="60"/>
+            </w:pPr>
             <w:r>
               <w:t>已開放學習，尚未完成任何一項教材或測驗</w:t>
             </w:r>
@@ -891,10 +1898,12 @@
       <w:tr>
         <w:tc>
           <w:tcPr>
-            <w:tcW w:type="dxa" w:w="2044"/>
+            <w:tcW w:w="2044" w:type="dxa"/>
           </w:tcPr>
           <w:p>
-            <w:r/>
+            <w:pPr>
+              <w:spacing w:before="60" w:after="60"/>
+            </w:pPr>
             <w:r>
               <w:t>已完成</w:t>
             </w:r>
@@ -902,10 +1911,12 @@
         </w:tc>
         <w:tc>
           <w:tcPr>
-            <w:tcW w:type="dxa" w:w="7316"/>
+            <w:tcW w:w="7316" w:type="dxa"/>
           </w:tcPr>
           <w:p>
-            <w:r/>
+            <w:pPr>
+              <w:spacing w:before="60" w:after="60"/>
+            </w:pPr>
             <w:r>
               <w:t>已開放學習，課程內全部教材與測驗皆已完成</w:t>
             </w:r>
@@ -915,10 +1926,12 @@
       <w:tr>
         <w:tc>
           <w:tcPr>
-            <w:tcW w:type="dxa" w:w="2044"/>
+            <w:tcW w:w="2044" w:type="dxa"/>
           </w:tcPr>
           <w:p>
-            <w:r/>
+            <w:pPr>
+              <w:spacing w:before="60" w:after="60"/>
+            </w:pPr>
             <w:r>
               <w:t>尚未開放</w:t>
             </w:r>
@@ -926,10 +1939,12 @@
         </w:tc>
         <w:tc>
           <w:tcPr>
-            <w:tcW w:type="dxa" w:w="7316"/>
+            <w:tcW w:w="7316" w:type="dxa"/>
           </w:tcPr>
           <w:p>
-            <w:r/>
+            <w:pPr>
+              <w:spacing w:before="60" w:after="60"/>
+            </w:pPr>
             <w:r>
               <w:t>已加入、但課程起始時間尚未到達</w:t>
             </w:r>
@@ -951,7 +1966,10 @@
         <w:t>不計入進行中、未開始、已完成三項</w:t>
       </w:r>
       <w:r>
-        <w:t>——此時尚無法開始學習，與「已開放、尚未開始學」是兩種不同的情況。起始時間到達後，該課程自動改計入「未開始」，不需任何操作。</w:t>
+        <w:t>——</w:t>
+      </w:r>
+      <w:r>
+        <w:t>此時尚無法開始學習，與「已開放、尚未開始學」是兩種不同的情況。起始時間到達後，該課程自動改計入「未開始」，不需任何操作。</w:t>
       </w:r>
     </w:p>
     <w:p>
@@ -974,9 +1992,10 @@
     <w:p>
       <w:pPr>
         <w:spacing w:before="80" w:after="80"/>
-        <w:ind w:left="283" w:firstLine="0"/>
+        <w:ind w:left="283"/>
       </w:pPr>
       <w:r>
+        <w:lastRenderedPageBreak/>
         <w:t>注意：登入後主頁的「我的學習概況」與本頁統計</w:t>
       </w:r>
       <w:r>
@@ -993,12 +2012,15 @@
       <w:pPr>
         <w:pStyle w:val="2"/>
       </w:pPr>
+      <w:bookmarkStart w:id="6" w:name="_Toc243386844"/>
       <w:r>
         <w:t>二、課程卡片</w:t>
       </w:r>
+      <w:bookmarkEnd w:id="6"/>
     </w:p>
     <w:p>
       <w:pPr>
+        <w:keepNext/>
         <w:ind w:firstLine="482"/>
       </w:pPr>
       <w:r>
@@ -1008,27 +2030,24 @@
     <w:tbl>
       <w:tblPr>
         <w:tblStyle w:val="aff2"/>
-        <w:tblW w:type="auto" w:w="0"/>
+        <w:tblW w:w="0" w:type="auto"/>
         <w:tblLayout w:type="fixed"/>
-        <w:tblLook w:firstColumn="1" w:firstRow="1" w:lastColumn="0" w:lastRow="0" w:noHBand="0" w:noVBand="1" w:val="04A0"/>
-        <w:tblLayout w:type="fixed"/>
+        <w:tblLook w:val="04A0" w:firstRow="1" w:lastRow="0" w:firstColumn="1" w:lastColumn="0" w:noHBand="0" w:noVBand="1"/>
       </w:tblPr>
       <w:tblGrid>
-        <w:gridCol w:w="3120"/>
-        <w:gridCol w:w="3120"/>
-        <w:gridCol w:w="3120"/>
+        <w:gridCol w:w="2385"/>
+        <w:gridCol w:w="4014"/>
+        <w:gridCol w:w="2961"/>
       </w:tblGrid>
       <w:tr>
         <w:tc>
           <w:tcPr>
-            <w:tcW w:type="dxa" w:w="2385"/>
+            <w:tcW w:w="2385" w:type="dxa"/>
           </w:tcPr>
           <w:p>
-            <w:r>
-              <w:rPr>
-                <w:b/>
-              </w:rPr>
-            </w:r>
+            <w:pPr>
+              <w:spacing w:before="60" w:after="60"/>
+            </w:pPr>
             <w:r>
               <w:rPr>
                 <w:b/>
@@ -1039,14 +2058,12 @@
         </w:tc>
         <w:tc>
           <w:tcPr>
-            <w:tcW w:type="dxa" w:w="4014"/>
+            <w:tcW w:w="4014" w:type="dxa"/>
           </w:tcPr>
           <w:p>
-            <w:r>
-              <w:rPr>
-                <w:b/>
-              </w:rPr>
-            </w:r>
+            <w:pPr>
+              <w:spacing w:before="60" w:after="60"/>
+            </w:pPr>
             <w:r>
               <w:rPr>
                 <w:b/>
@@ -1057,14 +2074,12 @@
         </w:tc>
         <w:tc>
           <w:tcPr>
-            <w:tcW w:type="dxa" w:w="2961"/>
+            <w:tcW w:w="2961" w:type="dxa"/>
           </w:tcPr>
           <w:p>
-            <w:r>
-              <w:rPr>
-                <w:b/>
-              </w:rPr>
-            </w:r>
+            <w:pPr>
+              <w:spacing w:before="60" w:after="60"/>
+            </w:pPr>
             <w:r>
               <w:rPr>
                 <w:b/>
@@ -1077,21 +2092,28 @@
       <w:tr>
         <w:tc>
           <w:tcPr>
-            <w:tcW w:type="dxa" w:w="2385"/>
+            <w:tcW w:w="2385" w:type="dxa"/>
           </w:tcPr>
           <w:p>
-            <w:r/>
+            <w:pPr>
+              <w:spacing w:before="60" w:after="60"/>
+            </w:pPr>
             <w:r>
-              <w:t>進行中、未開始、已完成</w:t>
+              <w:t>進</w:t>
+            </w:r>
+            <w:r>
+              <w:t>行中、未開始、已完成</w:t>
             </w:r>
           </w:p>
         </w:tc>
         <w:tc>
           <w:tcPr>
-            <w:tcW w:type="dxa" w:w="4014"/>
+            <w:tcW w:w="4014" w:type="dxa"/>
           </w:tcPr>
           <w:p>
-            <w:r/>
+            <w:pPr>
+              <w:spacing w:before="60" w:after="60"/>
+            </w:pPr>
             <w:r>
               <w:t>課程開放學習中，標記為本人的學習狀態</w:t>
             </w:r>
@@ -1099,12 +2121,20 @@
         </w:tc>
         <w:tc>
           <w:tcPr>
-            <w:tcW w:type="dxa" w:w="2961"/>
+            <w:tcW w:w="2961" w:type="dxa"/>
           </w:tcPr>
           <w:p>
-            <w:r/>
+            <w:pPr>
+              <w:spacing w:before="60" w:after="60"/>
+            </w:pPr>
             <w:r>
-              <w:t>進入 ET06 課程學習</w:t>
+              <w:t>進入</w:t>
+            </w:r>
+            <w:r>
+              <w:t xml:space="preserve"> ET06 </w:t>
+            </w:r>
+            <w:r>
+              <w:t>課程學習</w:t>
             </w:r>
           </w:p>
         </w:tc>
@@ -1112,10 +2142,12 @@
       <w:tr>
         <w:tc>
           <w:tcPr>
-            <w:tcW w:type="dxa" w:w="2385"/>
+            <w:tcW w:w="2385" w:type="dxa"/>
           </w:tcPr>
           <w:p>
-            <w:r/>
+            <w:pPr>
+              <w:spacing w:before="60" w:after="60"/>
+            </w:pPr>
             <w:r>
               <w:t>尚未開放</w:t>
             </w:r>
@@ -1123,10 +2155,12 @@
         </w:tc>
         <w:tc>
           <w:tcPr>
-            <w:tcW w:type="dxa" w:w="4014"/>
+            <w:tcW w:w="4014" w:type="dxa"/>
           </w:tcPr>
           <w:p>
-            <w:r/>
+            <w:pPr>
+              <w:spacing w:before="60" w:after="60"/>
+            </w:pPr>
             <w:r>
               <w:t>課程起始時間未到。卡片改顯示「將於（開放時點）開放學習」，不顯示進度</w:t>
             </w:r>
@@ -1134,10 +2168,12 @@
         </w:tc>
         <w:tc>
           <w:tcPr>
-            <w:tcW w:type="dxa" w:w="2961"/>
+            <w:tcW w:w="2961" w:type="dxa"/>
           </w:tcPr>
           <w:p>
-            <w:r/>
+            <w:pPr>
+              <w:spacing w:before="60" w:after="60"/>
+            </w:pPr>
             <w:r>
               <w:t>不可點擊</w:t>
             </w:r>
@@ -1147,10 +2183,12 @@
       <w:tr>
         <w:tc>
           <w:tcPr>
-            <w:tcW w:type="dxa" w:w="2385"/>
+            <w:tcW w:w="2385" w:type="dxa"/>
           </w:tcPr>
           <w:p>
-            <w:r/>
+            <w:pPr>
+              <w:spacing w:before="60" w:after="60"/>
+            </w:pPr>
             <w:r>
               <w:t>已關閉（與學習狀態並列）</w:t>
             </w:r>
@@ -1158,10 +2196,12 @@
         </w:tc>
         <w:tc>
           <w:tcPr>
-            <w:tcW w:type="dxa" w:w="4014"/>
+            <w:tcW w:w="4014" w:type="dxa"/>
           </w:tcPr>
           <w:p>
-            <w:r/>
+            <w:pPr>
+              <w:spacing w:before="60" w:after="60"/>
+            </w:pPr>
             <w:r>
               <w:t>課程已由教師關閉，或已過課程訖止時間</w:t>
             </w:r>
@@ -1169,12 +2209,20 @@
         </w:tc>
         <w:tc>
           <w:tcPr>
-            <w:tcW w:type="dxa" w:w="2961"/>
+            <w:tcW w:w="2961" w:type="dxa"/>
           </w:tcPr>
           <w:p>
-            <w:r/>
+            <w:pPr>
+              <w:spacing w:before="60" w:after="60"/>
+            </w:pPr>
             <w:r>
-              <w:t>進入 ET06，</w:t>
+              <w:t>進入</w:t>
+            </w:r>
+            <w:r>
+              <w:t xml:space="preserve"> ET06</w:t>
+            </w:r>
+            <w:r>
+              <w:t>，</w:t>
             </w:r>
             <w:r>
               <w:rPr>
@@ -1194,16 +2242,46 @@
         <w:ind w:firstLine="482"/>
       </w:pPr>
       <w:r>
-        <w:t>卡片上的「完成 N%」為</w:t>
+        <w:t>卡片上的「完成</w:t>
+      </w:r>
+      <w:r>
+        <w:t xml:space="preserve"> N%</w:t>
+      </w:r>
+      <w:r>
+        <w:t>」為</w:t>
       </w:r>
       <w:r>
         <w:rPr>
           <w:b/>
         </w:rPr>
-        <w:t>已完成的教材與測驗數 ÷ 課程全部教材與測驗數</w:t>
+        <w:t>已完成的教材與測驗數</w:t>
       </w:r>
       <w:r>
-        <w:t>；各項教材與測驗何時算完成，見 ET06 課程學習與 ET07 線上測驗。課後問卷</w:t>
+        <w:rPr>
+          <w:b/>
+        </w:rPr>
+        <w:t xml:space="preserve"> ÷ </w:t>
+      </w:r>
+      <w:r>
+        <w:rPr>
+          <w:b/>
+        </w:rPr>
+        <w:t>課程全部教材與測驗數</w:t>
+      </w:r>
+      <w:r>
+        <w:t>；各項教材與測驗何時算完成，見</w:t>
+      </w:r>
+      <w:r>
+        <w:t xml:space="preserve"> ET06 </w:t>
+      </w:r>
+      <w:r>
+        <w:t>課程學習與</w:t>
+      </w:r>
+      <w:r>
+        <w:t xml:space="preserve"> ET07 </w:t>
+      </w:r>
+      <w:r>
+        <w:t>線上測驗。課後問卷</w:t>
       </w:r>
       <w:r>
         <w:rPr>
@@ -1226,7 +2304,7 @@
     <w:p>
       <w:pPr>
         <w:spacing w:before="80" w:after="80"/>
-        <w:ind w:left="283" w:firstLine="0"/>
+        <w:ind w:left="283"/>
       </w:pPr>
       <w:r>
         <w:t>注意：教師於已發布的課程新增教材或測驗後，該課程的完成比例隨之下降；原為「已完成」者回到「進行中」，完成新增的項目後即恢復「已完成」。</w:t>
@@ -1236,25 +2314,35 @@
       <w:pPr>
         <w:pStyle w:val="2"/>
       </w:pPr>
+      <w:bookmarkStart w:id="7" w:name="_Toc243386845"/>
       <w:r>
         <w:t>三、進入課程學習</w:t>
       </w:r>
+      <w:bookmarkEnd w:id="7"/>
     </w:p>
     <w:p>
       <w:pPr>
         <w:ind w:firstLine="482"/>
       </w:pPr>
       <w:r>
-        <w:t>點開放學習中或已關閉課程的卡片，即進入 ET06 課程學習。已關閉課程僅能回看，不能再累積進度、開始新的測驗作答、解鎖新章節或填寫課後問卷。</w:t>
+        <w:t>點開放學習中或已關閉課程的卡片，即進入</w:t>
+      </w:r>
+      <w:r>
+        <w:t xml:space="preserve"> ET06 </w:t>
+      </w:r>
+      <w:r>
+        <w:t>課程學習。已關閉課程僅能回看，不能再累積進度、開始新的測驗作答、解鎖新章節或填寫課後問卷。</w:t>
       </w:r>
     </w:p>
     <w:p>
       <w:pPr>
         <w:pStyle w:val="2"/>
       </w:pPr>
+      <w:bookmarkStart w:id="8" w:name="_Toc243386846"/>
       <w:r>
         <w:t>四、以邀請碼加入新課程</w:t>
       </w:r>
+      <w:bookmarkEnd w:id="8"/>
     </w:p>
     <w:p>
       <w:pPr>
@@ -1277,29 +2365,137 @@
         </w:numPr>
       </w:pPr>
       <w:r>
-        <w:t>於「邀請碼」欄輸入教師提供的 8 碼數字邀請碼</w:t>
+        <w:t>於「邀請碼」欄輸入教師提供的</w:t>
+      </w:r>
+      <w:r>
+        <w:t xml:space="preserve"> 8 </w:t>
+      </w:r>
+      <w:r>
+        <w:t>碼數字邀請碼</w:t>
       </w:r>
     </w:p>
     <w:p>
       <w:pPr>
         <w:keepNext/>
         <w:spacing w:before="160" w:after="40"/>
-        <w:ind w:left="0" w:firstLine="0"/>
         <w:jc w:val="center"/>
       </w:pPr>
       <w:r>
+        <w:rPr>
+          <w:noProof/>
+        </w:rPr>
         <w:drawing>
-          <wp:inline xmlns:a="http://schemas.openxmlformats.org/drawingml/2006/main" xmlns:pic="http://schemas.openxmlformats.org/drawingml/2006/picture">
-            <wp:extent cx="5580000" cy="2815135"/>
+          <wp:inline distT="0" distB="0" distL="0" distR="0">
+            <wp:extent cx="1998000" cy="1008000"/>
+            <wp:effectExtent l="0" t="0" r="0" b="0"/>
             <wp:docPr id="2" name="Picture 2"/>
             <wp:cNvGraphicFramePr>
-              <a:graphicFrameLocks noChangeAspect="1"/>
+              <a:graphicFrameLocks xmlns:a="http://schemas.openxmlformats.org/drawingml/2006/main" noChangeAspect="1"/>
             </wp:cNvGraphicFramePr>
-            <a:graphic>
+            <a:graphic xmlns:a="http://schemas.openxmlformats.org/drawingml/2006/main">
               <a:graphicData uri="http://schemas.openxmlformats.org/drawingml/2006/picture">
-                <pic:pic>
+                <pic:pic xmlns:pic="http://schemas.openxmlformats.org/drawingml/2006/picture">
                   <pic:nvPicPr>
                     <pic:cNvPr id="0" name="et03-02.png"/>
+                    <pic:cNvPicPr/>
+                  </pic:nvPicPr>
+                  <pic:blipFill>
+                    <a:blip r:embed="rId9"/>
+                    <a:stretch>
+                      <a:fillRect/>
+                    </a:stretch>
+                  </pic:blipFill>
+                  <pic:spPr>
+                    <a:xfrm>
+                      <a:off x="0" y="0"/>
+                      <a:ext cx="1998000" cy="1008000"/>
+                    </a:xfrm>
+                    <a:prstGeom prst="rect">
+                      <a:avLst/>
+                    </a:prstGeom>
+                  </pic:spPr>
+                </pic:pic>
+              </a:graphicData>
+            </a:graphic>
+          </wp:inline>
+        </w:drawing>
+      </w:r>
+    </w:p>
+    <w:p>
+      <w:pPr>
+        <w:spacing w:after="160"/>
+        <w:jc w:val="center"/>
+      </w:pPr>
+      <w:r>
+        <w:rPr>
+          <w:color w:val="404040"/>
+          <w:sz w:val="20"/>
+        </w:rPr>
+        <w:t>按「加入新課程」開啟視窗，輸入教師提供的</w:t>
+      </w:r>
+      <w:r>
+        <w:rPr>
+          <w:color w:val="404040"/>
+          <w:sz w:val="20"/>
+        </w:rPr>
+        <w:t xml:space="preserve"> 8 </w:t>
+      </w:r>
+      <w:r>
+        <w:rPr>
+          <w:color w:val="404040"/>
+          <w:sz w:val="20"/>
+        </w:rPr>
+        <w:t>碼數字邀請碼後按「查詢」</w:t>
+      </w:r>
+    </w:p>
+    <w:p>
+      <w:pPr>
+        <w:pStyle w:val="af1"/>
+        <w:numPr>
+          <w:ilvl w:val="0"/>
+          <w:numId w:val="1"/>
+        </w:numPr>
+      </w:pPr>
+      <w:r>
+        <w:t>按「查詢」，視窗顯示課程名稱、教師與章節數</w:t>
+      </w:r>
+    </w:p>
+    <w:p>
+      <w:pPr>
+        <w:pStyle w:val="af1"/>
+        <w:numPr>
+          <w:ilvl w:val="0"/>
+          <w:numId w:val="1"/>
+        </w:numPr>
+      </w:pPr>
+      <w:r>
+        <w:t>確認是要加入的課程後按「確認加入」；不是的話按「上一步」重新輸入</w:t>
+      </w:r>
+    </w:p>
+    <w:p>
+      <w:pPr>
+        <w:keepNext/>
+        <w:spacing w:before="160" w:after="40"/>
+        <w:jc w:val="center"/>
+      </w:pPr>
+      <w:r>
+        <w:rPr>
+          <w:noProof/>
+        </w:rPr>
+        <w:lastRenderedPageBreak/>
+        <w:drawing>
+          <wp:inline distT="0" distB="0" distL="0" distR="0">
+            <wp:extent cx="1998000" cy="1053000"/>
+            <wp:effectExtent l="0" t="0" r="0" b="0"/>
+            <wp:docPr id="3" name="Picture 3"/>
+            <wp:cNvGraphicFramePr>
+              <a:graphicFrameLocks xmlns:a="http://schemas.openxmlformats.org/drawingml/2006/main" noChangeAspect="1"/>
+            </wp:cNvGraphicFramePr>
+            <a:graphic xmlns:a="http://schemas.openxmlformats.org/drawingml/2006/main">
+              <a:graphicData uri="http://schemas.openxmlformats.org/drawingml/2006/picture">
+                <pic:pic xmlns:pic="http://schemas.openxmlformats.org/drawingml/2006/picture">
+                  <pic:nvPicPr>
+                    <pic:cNvPr id="0" name="et03-03.png"/>
                     <pic:cNvPicPr/>
                   </pic:nvPicPr>
                   <pic:blipFill>
@@ -1311,9 +2507,11 @@
                   <pic:spPr>
                     <a:xfrm>
                       <a:off x="0" y="0"/>
-                      <a:ext cx="5580000" cy="2815135"/>
+                      <a:ext cx="1998000" cy="1053000"/>
                     </a:xfrm>
-                    <a:prstGeom prst="rect"/>
+                    <a:prstGeom prst="rect">
+                      <a:avLst/>
+                    </a:prstGeom>
                   </pic:spPr>
                 </pic:pic>
               </a:graphicData>
@@ -1325,87 +2523,6 @@
     <w:p>
       <w:pPr>
         <w:spacing w:after="160"/>
-        <w:ind w:firstLine="0"/>
-        <w:jc w:val="center"/>
-      </w:pPr>
-      <w:r>
-        <w:rPr>
-          <w:color w:val="404040"/>
-          <w:sz w:val="20"/>
-        </w:rPr>
-        <w:t>按「加入新課程」開啟視窗，輸入教師提供的 8 碼數字邀請碼後按「查詢」</w:t>
-      </w:r>
-    </w:p>
-    <w:p>
-      <w:pPr>
-        <w:pStyle w:val="af1"/>
-        <w:numPr>
-          <w:ilvl w:val="0"/>
-          <w:numId w:val="1"/>
-        </w:numPr>
-      </w:pPr>
-      <w:r>
-        <w:t>按「查詢」，視窗顯示課程名稱、教師與章節數</w:t>
-      </w:r>
-    </w:p>
-    <w:p>
-      <w:pPr>
-        <w:pStyle w:val="af1"/>
-        <w:numPr>
-          <w:ilvl w:val="0"/>
-          <w:numId w:val="1"/>
-        </w:numPr>
-      </w:pPr>
-      <w:r>
-        <w:t>確認是要加入的課程後按「確認加入」；不是的話按「上一步」重新輸入</w:t>
-      </w:r>
-    </w:p>
-    <w:p>
-      <w:pPr>
-        <w:keepNext/>
-        <w:spacing w:before="160" w:after="40"/>
-        <w:ind w:left="0" w:firstLine="0"/>
-        <w:jc w:val="center"/>
-      </w:pPr>
-      <w:r>
-        <w:drawing>
-          <wp:inline xmlns:a="http://schemas.openxmlformats.org/drawingml/2006/main" xmlns:pic="http://schemas.openxmlformats.org/drawingml/2006/picture">
-            <wp:extent cx="5580000" cy="2940811"/>
-            <wp:docPr id="3" name="Picture 3"/>
-            <wp:cNvGraphicFramePr>
-              <a:graphicFrameLocks noChangeAspect="1"/>
-            </wp:cNvGraphicFramePr>
-            <a:graphic>
-              <a:graphicData uri="http://schemas.openxmlformats.org/drawingml/2006/picture">
-                <pic:pic>
-                  <pic:nvPicPr>
-                    <pic:cNvPr id="0" name="et03-03.png"/>
-                    <pic:cNvPicPr/>
-                  </pic:nvPicPr>
-                  <pic:blipFill>
-                    <a:blip r:embed="rId11"/>
-                    <a:stretch>
-                      <a:fillRect/>
-                    </a:stretch>
-                  </pic:blipFill>
-                  <pic:spPr>
-                    <a:xfrm>
-                      <a:off x="0" y="0"/>
-                      <a:ext cx="5580000" cy="2940811"/>
-                    </a:xfrm>
-                    <a:prstGeom prst="rect"/>
-                  </pic:spPr>
-                </pic:pic>
-              </a:graphicData>
-            </a:graphic>
-          </wp:inline>
-        </w:drawing>
-      </w:r>
-    </w:p>
-    <w:p>
-      <w:pPr>
-        <w:spacing w:after="160"/>
-        <w:ind w:firstLine="0"/>
         <w:jc w:val="center"/>
       </w:pPr>
       <w:r>
@@ -1421,7 +2538,19 @@
         <w:ind w:firstLine="482"/>
       </w:pPr>
       <w:r>
-        <w:t>「邀請碼」欄只接受數字，最多 8 碼；自通訊軟體複製而夾帶空白或其他符號時，貼上後只保留其中的數字。滿 8 碼才能按「查詢」。</w:t>
+        <w:t>「邀請碼」欄只接受數字，最多</w:t>
+      </w:r>
+      <w:r>
+        <w:t xml:space="preserve"> 8 </w:t>
+      </w:r>
+      <w:r>
+        <w:t>碼；自通訊軟體複製而夾帶空白或其他符號時，貼上後只保留其中的數字。滿</w:t>
+      </w:r>
+      <w:r>
+        <w:t xml:space="preserve"> 8 </w:t>
+      </w:r>
+      <w:r>
+        <w:t>碼才能按「查詢」。</w:t>
       </w:r>
     </w:p>
     <w:p>
@@ -1444,6 +2573,7 @@
     <w:p>
       <w:pPr>
         <w:pStyle w:val="affa"/>
+        <w:keepNext/>
       </w:pPr>
       <w:r>
         <w:t>加入後的去向</w:t>
@@ -1452,26 +2582,23 @@
     <w:tbl>
       <w:tblPr>
         <w:tblStyle w:val="aff2"/>
-        <w:tblW w:type="auto" w:w="0"/>
+        <w:tblW w:w="0" w:type="auto"/>
         <w:tblLayout w:type="fixed"/>
-        <w:tblLook w:firstColumn="1" w:firstRow="1" w:lastColumn="0" w:lastRow="0" w:noHBand="0" w:noVBand="1" w:val="04A0"/>
-        <w:tblLayout w:type="fixed"/>
+        <w:tblLook w:val="04A0" w:firstRow="1" w:lastRow="0" w:firstColumn="1" w:lastColumn="0" w:noHBand="0" w:noVBand="1"/>
       </w:tblPr>
       <w:tblGrid>
-        <w:gridCol w:w="4680"/>
-        <w:gridCol w:w="4680"/>
+        <w:gridCol w:w="2047"/>
+        <w:gridCol w:w="7313"/>
       </w:tblGrid>
       <w:tr>
         <w:tc>
           <w:tcPr>
-            <w:tcW w:type="dxa" w:w="2047"/>
+            <w:tcW w:w="2047" w:type="dxa"/>
           </w:tcPr>
           <w:p>
-            <w:r>
-              <w:rPr>
-                <w:b/>
-              </w:rPr>
-            </w:r>
+            <w:pPr>
+              <w:spacing w:before="60" w:after="60"/>
+            </w:pPr>
             <w:r>
               <w:rPr>
                 <w:b/>
@@ -1482,14 +2609,12 @@
         </w:tc>
         <w:tc>
           <w:tcPr>
-            <w:tcW w:type="dxa" w:w="7313"/>
+            <w:tcW w:w="7313" w:type="dxa"/>
           </w:tcPr>
           <w:p>
-            <w:r>
-              <w:rPr>
-                <w:b/>
-              </w:rPr>
-            </w:r>
+            <w:pPr>
+              <w:spacing w:before="60" w:after="60"/>
+            </w:pPr>
             <w:r>
               <w:rPr>
                 <w:b/>
@@ -1502,10 +2627,12 @@
       <w:tr>
         <w:tc>
           <w:tcPr>
-            <w:tcW w:type="dxa" w:w="2047"/>
+            <w:tcW w:w="2047" w:type="dxa"/>
           </w:tcPr>
           <w:p>
-            <w:r/>
+            <w:pPr>
+              <w:spacing w:before="60" w:after="60"/>
+            </w:pPr>
             <w:r>
               <w:t>課程已開放學習</w:t>
             </w:r>
@@ -1513,12 +2640,23 @@
         </w:tc>
         <w:tc>
           <w:tcPr>
-            <w:tcW w:type="dxa" w:w="7313"/>
+            <w:tcW w:w="7313" w:type="dxa"/>
           </w:tcPr>
           <w:p>
-            <w:r/>
+            <w:pPr>
+              <w:spacing w:before="60" w:after="60"/>
+            </w:pPr>
             <w:r>
-              <w:t>顯示「已加入課程」，直接進入 ET06 課程學習</w:t>
+              <w:t>顯示「已加入課</w:t>
+            </w:r>
+            <w:r>
+              <w:t>程」，直接進入</w:t>
+            </w:r>
+            <w:r>
+              <w:t xml:space="preserve"> ET06 </w:t>
+            </w:r>
+            <w:r>
+              <w:t>課程學習</w:t>
             </w:r>
           </w:p>
         </w:tc>
@@ -1526,10 +2664,12 @@
       <w:tr>
         <w:tc>
           <w:tcPr>
-            <w:tcW w:type="dxa" w:w="2047"/>
+            <w:tcW w:w="2047" w:type="dxa"/>
           </w:tcPr>
           <w:p>
-            <w:r/>
+            <w:pPr>
+              <w:spacing w:before="60" w:after="60"/>
+            </w:pPr>
             <w:r>
               <w:t>課程尚未開放</w:t>
             </w:r>
@@ -1537,10 +2677,12 @@
         </w:tc>
         <w:tc>
           <w:tcPr>
-            <w:tcW w:type="dxa" w:w="7313"/>
+            <w:tcW w:w="7313" w:type="dxa"/>
           </w:tcPr>
           <w:p>
-            <w:r/>
+            <w:pPr>
+              <w:spacing w:before="60" w:after="60"/>
+            </w:pPr>
             <w:r>
               <w:t>查詢結果下方提示「本課程將於（開放時點）開放學習」，仍可加入。加入後顯示「已加入，課程開放後即可開始學習」並留在本頁，課程卡片標「尚未開放」，起始時間到達後即可點入學習</w:t>
             </w:r>
@@ -1551,6 +2693,7 @@
     <w:p>
       <w:pPr>
         <w:pStyle w:val="affa"/>
+        <w:keepNext/>
       </w:pPr>
       <w:r>
         <w:t>已加入的課程</w:t>
@@ -1558,35 +2701,39 @@
     </w:p>
     <w:p>
       <w:pPr>
+        <w:keepNext/>
         <w:ind w:firstLine="482"/>
       </w:pPr>
       <w:r>
-        <w:t>輸入的邀請碼若是本人已加入的課程（包括發布時自動加入、或由教師以 Email 邀請加入者），系統沿用原有的加入紀錄，依課程狀態處理如下：</w:t>
+        <w:t>輸入的邀請碼若是本人已加入的課程（包括發布時自動加入、或由教師以</w:t>
+      </w:r>
+      <w:r>
+        <w:t xml:space="preserve"> Email </w:t>
+      </w:r>
+      <w:r>
+        <w:t>邀請加入者），系統沿用原有的加入紀錄，依課程狀態處理如下：</w:t>
       </w:r>
     </w:p>
     <w:tbl>
       <w:tblPr>
         <w:tblStyle w:val="aff2"/>
-        <w:tblW w:type="auto" w:w="0"/>
+        <w:tblW w:w="0" w:type="auto"/>
         <w:tblLayout w:type="fixed"/>
-        <w:tblLook w:firstColumn="1" w:firstRow="1" w:lastColumn="0" w:lastRow="0" w:noHBand="0" w:noVBand="1" w:val="04A0"/>
-        <w:tblLayout w:type="fixed"/>
+        <w:tblLook w:val="04A0" w:firstRow="1" w:lastRow="0" w:firstColumn="1" w:lastColumn="0" w:noHBand="0" w:noVBand="1"/>
       </w:tblPr>
       <w:tblGrid>
-        <w:gridCol w:w="4680"/>
-        <w:gridCol w:w="4680"/>
+        <w:gridCol w:w="2047"/>
+        <w:gridCol w:w="7313"/>
       </w:tblGrid>
       <w:tr>
         <w:tc>
           <w:tcPr>
-            <w:tcW w:type="dxa" w:w="2047"/>
+            <w:tcW w:w="2047" w:type="dxa"/>
           </w:tcPr>
           <w:p>
-            <w:r>
-              <w:rPr>
-                <w:b/>
-              </w:rPr>
-            </w:r>
+            <w:pPr>
+              <w:spacing w:before="60" w:after="60"/>
+            </w:pPr>
             <w:r>
               <w:rPr>
                 <w:b/>
@@ -1597,14 +2744,12 @@
         </w:tc>
         <w:tc>
           <w:tcPr>
-            <w:tcW w:type="dxa" w:w="7313"/>
+            <w:tcW w:w="7313" w:type="dxa"/>
           </w:tcPr>
           <w:p>
-            <w:r>
-              <w:rPr>
-                <w:b/>
-              </w:rPr>
-            </w:r>
+            <w:pPr>
+              <w:spacing w:before="60" w:after="60"/>
+            </w:pPr>
             <w:r>
               <w:rPr>
                 <w:b/>
@@ -1617,10 +2762,12 @@
       <w:tr>
         <w:tc>
           <w:tcPr>
-            <w:tcW w:type="dxa" w:w="2047"/>
+            <w:tcW w:w="2047" w:type="dxa"/>
           </w:tcPr>
           <w:p>
-            <w:r/>
+            <w:pPr>
+              <w:spacing w:before="60" w:after="60"/>
+            </w:pPr>
             <w:r>
               <w:t>課程已開放學習</w:t>
             </w:r>
@@ -1628,12 +2775,20 @@
         </w:tc>
         <w:tc>
           <w:tcPr>
-            <w:tcW w:type="dxa" w:w="7313"/>
+            <w:tcW w:w="7313" w:type="dxa"/>
           </w:tcPr>
           <w:p>
-            <w:r/>
+            <w:pPr>
+              <w:spacing w:before="60" w:after="60"/>
+            </w:pPr>
             <w:r>
-              <w:t>按「查詢」後直接進入該課程的 ET06 課程學習</w:t>
+              <w:t>按「查詢」後直接進入該課程的</w:t>
+            </w:r>
+            <w:r>
+              <w:t xml:space="preserve"> ET06 </w:t>
+            </w:r>
+            <w:r>
+              <w:t>課程學習</w:t>
             </w:r>
           </w:p>
         </w:tc>
@@ -1641,10 +2796,12 @@
       <w:tr>
         <w:tc>
           <w:tcPr>
-            <w:tcW w:type="dxa" w:w="2047"/>
+            <w:tcW w:w="2047" w:type="dxa"/>
           </w:tcPr>
           <w:p>
-            <w:r/>
+            <w:pPr>
+              <w:spacing w:before="60" w:after="60"/>
+            </w:pPr>
             <w:r>
               <w:t>課程尚未開放</w:t>
             </w:r>
@@ -1652,10 +2809,12 @@
         </w:tc>
         <w:tc>
           <w:tcPr>
-            <w:tcW w:type="dxa" w:w="7313"/>
+            <w:tcW w:w="7313" w:type="dxa"/>
           </w:tcPr>
           <w:p>
-            <w:r/>
+            <w:pPr>
+              <w:spacing w:before="60" w:after="60"/>
+            </w:pPr>
             <w:r>
               <w:t>顯示「您已加入「課程名稱」，課程開放後即可開始學習」，留在本頁</w:t>
             </w:r>
@@ -1666,9 +2825,13 @@
     <w:p>
       <w:pPr>
         <w:pStyle w:val="affa"/>
+        <w:keepNext/>
       </w:pPr>
       <w:r>
-        <w:t>邀請連結與 QR Code</w:t>
+        <w:t>邀請連結與</w:t>
+      </w:r>
+      <w:r>
+        <w:t xml:space="preserve"> QR Code</w:t>
       </w:r>
     </w:p>
     <w:p>
@@ -1676,13 +2839,25 @@
         <w:ind w:firstLine="482"/>
       </w:pPr>
       <w:r>
-        <w:t>教師可提供邀請連結或 QR Code 代替邀請碼。開啟連結（或掃描 QR Code）並登入後，本頁的「加入新課程」視窗會自動開啟並填好邀請碼，按「查詢」確認課程資訊後再按「確認加入」即可，步驟與手動輸入相同。</w:t>
+        <w:t>教師可提供邀請連結或</w:t>
+      </w:r>
+      <w:r>
+        <w:t xml:space="preserve"> QR Code </w:t>
+      </w:r>
+      <w:r>
+        <w:t>代替邀請碼。開啟連結（或掃描</w:t>
+      </w:r>
+      <w:r>
+        <w:t xml:space="preserve"> QR Code</w:t>
+      </w:r>
+      <w:r>
+        <w:t>）並登入後，本頁的「加入新課程」視窗會自動開啟並填好邀請碼，按「查詢」確認課程資訊後再按「確認加入」即可，步驟與手動輸入相同。</w:t>
       </w:r>
     </w:p>
     <w:p>
       <w:pPr>
         <w:spacing w:before="80" w:after="80"/>
-        <w:ind w:left="283" w:firstLine="0"/>
+        <w:ind w:left="283"/>
       </w:pPr>
       <w:r>
         <w:t>重要：邀請碼於課程</w:t>
@@ -1701,41 +2876,43 @@
       <w:pPr>
         <w:pStyle w:val="1"/>
       </w:pPr>
+      <w:bookmarkStart w:id="9" w:name="_Toc243386847"/>
       <w:r>
+        <w:lastRenderedPageBreak/>
         <w:t>參、常見訊息與處置</w:t>
       </w:r>
+      <w:bookmarkEnd w:id="9"/>
     </w:p>
     <w:p>
       <w:pPr>
         <w:pStyle w:val="2"/>
       </w:pPr>
+      <w:bookmarkStart w:id="10" w:name="_Toc243386848"/>
       <w:r>
         <w:t>一、被擋下（動作沒有完成）</w:t>
       </w:r>
+      <w:bookmarkEnd w:id="10"/>
     </w:p>
     <w:tbl>
       <w:tblPr>
         <w:tblStyle w:val="aff2"/>
-        <w:tblW w:type="auto" w:w="0"/>
+        <w:tblW w:w="0" w:type="auto"/>
         <w:tblLayout w:type="fixed"/>
-        <w:tblLook w:firstColumn="1" w:firstRow="1" w:lastColumn="0" w:lastRow="0" w:noHBand="0" w:noVBand="1" w:val="04A0"/>
-        <w:tblLayout w:type="fixed"/>
+        <w:tblLook w:val="04A0" w:firstRow="1" w:lastRow="0" w:firstColumn="1" w:lastColumn="0" w:noHBand="0" w:noVBand="1"/>
       </w:tblPr>
       <w:tblGrid>
-        <w:gridCol w:w="4680"/>
-        <w:gridCol w:w="4680"/>
+        <w:gridCol w:w="4126"/>
+        <w:gridCol w:w="5234"/>
       </w:tblGrid>
       <w:tr>
         <w:tc>
           <w:tcPr>
-            <w:tcW w:type="dxa" w:w="4126"/>
+            <w:tcW w:w="4126" w:type="dxa"/>
           </w:tcPr>
           <w:p>
-            <w:r>
-              <w:rPr>
-                <w:b/>
-              </w:rPr>
-            </w:r>
+            <w:pPr>
+              <w:spacing w:before="60" w:after="60"/>
+            </w:pPr>
             <w:r>
               <w:rPr>
                 <w:b/>
@@ -1746,14 +2923,12 @@
         </w:tc>
         <w:tc>
           <w:tcPr>
-            <w:tcW w:type="dxa" w:w="5234"/>
+            <w:tcW w:w="5234" w:type="dxa"/>
           </w:tcPr>
           <w:p>
-            <w:r>
-              <w:rPr>
-                <w:b/>
-              </w:rPr>
-            </w:r>
+            <w:pPr>
+              <w:spacing w:before="60" w:after="60"/>
+            </w:pPr>
             <w:r>
               <w:rPr>
                 <w:b/>
@@ -1766,10 +2941,12 @@
       <w:tr>
         <w:tc>
           <w:tcPr>
-            <w:tcW w:type="dxa" w:w="4126"/>
+            <w:tcW w:w="4126" w:type="dxa"/>
           </w:tcPr>
           <w:p>
-            <w:r/>
+            <w:pPr>
+              <w:spacing w:before="60" w:after="60"/>
+            </w:pPr>
             <w:r>
               <w:t>「邀請碼無效，請確認後重試」</w:t>
             </w:r>
@@ -1777,10 +2954,12 @@
         </w:tc>
         <w:tc>
           <w:tcPr>
-            <w:tcW w:type="dxa" w:w="5234"/>
+            <w:tcW w:w="5234" w:type="dxa"/>
           </w:tcPr>
           <w:p>
-            <w:r/>
+            <w:pPr>
+              <w:spacing w:before="60" w:after="60"/>
+            </w:pPr>
             <w:r>
               <w:t>邀請碼輸入錯誤，或該課程已不存在。核對教師提供的邀請碼後重新輸入</w:t>
             </w:r>
@@ -1790,10 +2969,12 @@
       <w:tr>
         <w:tc>
           <w:tcPr>
-            <w:tcW w:type="dxa" w:w="4126"/>
+            <w:tcW w:w="4126" w:type="dxa"/>
           </w:tcPr>
           <w:p>
-            <w:r/>
+            <w:pPr>
+              <w:spacing w:before="60" w:after="60"/>
+            </w:pPr>
             <w:r>
               <w:t>「此課程目前關閉中」</w:t>
             </w:r>
@@ -1801,10 +2982,12 @@
         </w:tc>
         <w:tc>
           <w:tcPr>
-            <w:tcW w:type="dxa" w:w="5234"/>
+            <w:tcW w:w="5234" w:type="dxa"/>
           </w:tcPr>
           <w:p>
-            <w:r/>
+            <w:pPr>
+              <w:spacing w:before="60" w:after="60"/>
+            </w:pPr>
             <w:r>
               <w:t>該課程已關閉或已過課程訖止時間，邀請碼暫時失效。請洽教師；再開課後即可加入</w:t>
             </w:r>
@@ -1814,10 +2997,12 @@
       <w:tr>
         <w:tc>
           <w:tcPr>
-            <w:tcW w:type="dxa" w:w="4126"/>
+            <w:tcW w:w="4126" w:type="dxa"/>
           </w:tcPr>
           <w:p>
-            <w:r/>
+            <w:pPr>
+              <w:spacing w:before="60" w:after="60"/>
+            </w:pPr>
             <w:r>
               <w:t>「您已被移除出此課程，如需重新加入請聯繫教師」</w:t>
             </w:r>
@@ -1825,10 +3010,12 @@
         </w:tc>
         <w:tc>
           <w:tcPr>
-            <w:tcW w:type="dxa" w:w="5234"/>
+            <w:tcW w:w="5234" w:type="dxa"/>
           </w:tcPr>
           <w:p>
-            <w:r/>
+            <w:pPr>
+              <w:spacing w:before="60" w:after="60"/>
+            </w:pPr>
             <w:r>
               <w:t>本人曾被教師移出該課程，無法以邀請碼自行重新加入。請洽教師重新邀請</w:t>
             </w:r>
@@ -1840,33 +3027,32 @@
       <w:pPr>
         <w:pStyle w:val="2"/>
       </w:pPr>
+      <w:bookmarkStart w:id="11" w:name="_Toc243386849"/>
       <w:r>
         <w:t>二、送出後的結果訊息</w:t>
       </w:r>
+      <w:bookmarkEnd w:id="11"/>
     </w:p>
     <w:tbl>
       <w:tblPr>
         <w:tblStyle w:val="aff2"/>
-        <w:tblW w:type="auto" w:w="0"/>
+        <w:tblW w:w="0" w:type="auto"/>
         <w:tblLayout w:type="fixed"/>
-        <w:tblLook w:firstColumn="1" w:firstRow="1" w:lastColumn="0" w:lastRow="0" w:noHBand="0" w:noVBand="1" w:val="04A0"/>
-        <w:tblLayout w:type="fixed"/>
+        <w:tblLook w:val="04A0" w:firstRow="1" w:lastRow="0" w:firstColumn="1" w:lastColumn="0" w:noHBand="0" w:noVBand="1"/>
       </w:tblPr>
       <w:tblGrid>
-        <w:gridCol w:w="4680"/>
-        <w:gridCol w:w="4680"/>
+        <w:gridCol w:w="3925"/>
+        <w:gridCol w:w="5435"/>
       </w:tblGrid>
       <w:tr>
         <w:tc>
           <w:tcPr>
-            <w:tcW w:type="dxa" w:w="3925"/>
+            <w:tcW w:w="3925" w:type="dxa"/>
           </w:tcPr>
           <w:p>
-            <w:r>
-              <w:rPr>
-                <w:b/>
-              </w:rPr>
-            </w:r>
+            <w:pPr>
+              <w:spacing w:before="60" w:after="60"/>
+            </w:pPr>
             <w:r>
               <w:rPr>
                 <w:b/>
@@ -1877,14 +3063,12 @@
         </w:tc>
         <w:tc>
           <w:tcPr>
-            <w:tcW w:type="dxa" w:w="5435"/>
+            <w:tcW w:w="5435" w:type="dxa"/>
           </w:tcPr>
           <w:p>
-            <w:r>
-              <w:rPr>
-                <w:b/>
-              </w:rPr>
-            </w:r>
+            <w:pPr>
+              <w:spacing w:before="60" w:after="60"/>
+            </w:pPr>
             <w:r>
               <w:rPr>
                 <w:b/>
@@ -1897,10 +3081,12 @@
       <w:tr>
         <w:tc>
           <w:tcPr>
-            <w:tcW w:type="dxa" w:w="3925"/>
+            <w:tcW w:w="3925" w:type="dxa"/>
           </w:tcPr>
           <w:p>
-            <w:r/>
+            <w:pPr>
+              <w:spacing w:before="60" w:after="60"/>
+            </w:pPr>
             <w:r>
               <w:t>「已加入課程」</w:t>
             </w:r>
@@ -1908,12 +3094,20 @@
         </w:tc>
         <w:tc>
           <w:tcPr>
-            <w:tcW w:type="dxa" w:w="5435"/>
+            <w:tcW w:w="5435" w:type="dxa"/>
           </w:tcPr>
           <w:p>
-            <w:r/>
+            <w:pPr>
+              <w:spacing w:before="60" w:after="60"/>
+            </w:pPr>
             <w:r>
-              <w:t>加入完成，畫面進入該課程的 ET06 課程學習</w:t>
+              <w:t>加入完成，畫面進入該課程的</w:t>
+            </w:r>
+            <w:r>
+              <w:t xml:space="preserve"> ET06 </w:t>
+            </w:r>
+            <w:r>
+              <w:t>課程學習</w:t>
             </w:r>
           </w:p>
         </w:tc>
@@ -1921,10 +3115,12 @@
       <w:tr>
         <w:tc>
           <w:tcPr>
-            <w:tcW w:type="dxa" w:w="3925"/>
+            <w:tcW w:w="3925" w:type="dxa"/>
           </w:tcPr>
           <w:p>
-            <w:r/>
+            <w:pPr>
+              <w:spacing w:before="60" w:after="60"/>
+            </w:pPr>
             <w:r>
               <w:t>「已加入，課程開放後即可開始學習」</w:t>
             </w:r>
@@ -1932,12 +3128,17 @@
         </w:tc>
         <w:tc>
           <w:tcPr>
-            <w:tcW w:type="dxa" w:w="5435"/>
+            <w:tcW w:w="5435" w:type="dxa"/>
           </w:tcPr>
           <w:p>
-            <w:r/>
+            <w:pPr>
+              <w:spacing w:before="60" w:after="60"/>
+            </w:pPr>
             <w:r>
-              <w:t>加入完成，但課程起始時間未到。課程卡片已列於本頁並標「尚未開放」，起始時間到達後即可點入學習</w:t>
+              <w:t>加入完成，但課程起始時間未到。課程卡片已列於本頁並標「尚未開放」，起始時間到達後即可</w:t>
+            </w:r>
+            <w:r>
+              <w:t>點入學習</w:t>
             </w:r>
           </w:p>
         </w:tc>
@@ -1945,10 +3146,12 @@
       <w:tr>
         <w:tc>
           <w:tcPr>
-            <w:tcW w:type="dxa" w:w="3925"/>
+            <w:tcW w:w="3925" w:type="dxa"/>
           </w:tcPr>
           <w:p>
-            <w:r/>
+            <w:pPr>
+              <w:spacing w:before="60" w:after="60"/>
+            </w:pPr>
             <w:r>
               <w:t>「您已加入「課程名稱」，課程開放後即可開始學習」</w:t>
             </w:r>
@@ -1956,10 +3159,12 @@
         </w:tc>
         <w:tc>
           <w:tcPr>
-            <w:tcW w:type="dxa" w:w="5435"/>
+            <w:tcW w:w="5435" w:type="dxa"/>
           </w:tcPr>
           <w:p>
-            <w:r/>
+            <w:pPr>
+              <w:spacing w:before="60" w:after="60"/>
+            </w:pPr>
             <w:r>
               <w:t>本人原本就在該課程中，沿用原有的加入紀錄；課程起始時間到達後即可點入學習</w:t>
             </w:r>
@@ -1971,33 +3176,32 @@
       <w:pPr>
         <w:pStyle w:val="2"/>
       </w:pPr>
+      <w:bookmarkStart w:id="12" w:name="_Toc243386850"/>
       <w:r>
         <w:t>三、其他情況</w:t>
       </w:r>
+      <w:bookmarkEnd w:id="12"/>
     </w:p>
     <w:tbl>
       <w:tblPr>
         <w:tblStyle w:val="aff2"/>
-        <w:tblW w:type="auto" w:w="0"/>
+        <w:tblW w:w="0" w:type="auto"/>
         <w:tblLayout w:type="fixed"/>
-        <w:tblLook w:firstColumn="1" w:firstRow="1" w:lastColumn="0" w:lastRow="0" w:noHBand="0" w:noVBand="1" w:val="04A0"/>
-        <w:tblLayout w:type="fixed"/>
+        <w:tblLook w:val="04A0" w:firstRow="1" w:lastRow="0" w:firstColumn="1" w:lastColumn="0" w:noHBand="0" w:noVBand="1"/>
       </w:tblPr>
       <w:tblGrid>
-        <w:gridCol w:w="4680"/>
-        <w:gridCol w:w="4680"/>
+        <w:gridCol w:w="4866"/>
+        <w:gridCol w:w="4494"/>
       </w:tblGrid>
       <w:tr>
         <w:tc>
           <w:tcPr>
-            <w:tcW w:type="dxa" w:w="4866"/>
+            <w:tcW w:w="4866" w:type="dxa"/>
           </w:tcPr>
           <w:p>
-            <w:r>
-              <w:rPr>
-                <w:b/>
-              </w:rPr>
-            </w:r>
+            <w:pPr>
+              <w:spacing w:before="60" w:after="60"/>
+            </w:pPr>
             <w:r>
               <w:rPr>
                 <w:b/>
@@ -2008,14 +3212,12 @@
         </w:tc>
         <w:tc>
           <w:tcPr>
-            <w:tcW w:type="dxa" w:w="4494"/>
+            <w:tcW w:w="4494" w:type="dxa"/>
           </w:tcPr>
           <w:p>
-            <w:r>
-              <w:rPr>
-                <w:b/>
-              </w:rPr>
-            </w:r>
+            <w:pPr>
+              <w:spacing w:before="60" w:after="60"/>
+            </w:pPr>
             <w:r>
               <w:rPr>
                 <w:b/>
@@ -2028,10 +3230,12 @@
       <w:tr>
         <w:tc>
           <w:tcPr>
-            <w:tcW w:type="dxa" w:w="4866"/>
+            <w:tcW w:w="4866" w:type="dxa"/>
           </w:tcPr>
           <w:p>
-            <w:r/>
+            <w:pPr>
+              <w:spacing w:before="60" w:after="60"/>
+            </w:pPr>
             <w:r>
               <w:t>課程卡片點不下去</w:t>
             </w:r>
@@ -2039,10 +3243,12 @@
         </w:tc>
         <w:tc>
           <w:tcPr>
-            <w:tcW w:type="dxa" w:w="4494"/>
+            <w:tcW w:w="4494" w:type="dxa"/>
           </w:tcPr>
           <w:p>
-            <w:r/>
+            <w:pPr>
+              <w:spacing w:before="60" w:after="60"/>
+            </w:pPr>
             <w:r>
               <w:t>該課程標「尚未開放」，卡片上顯示開放時點，屆時即可點入</w:t>
             </w:r>
@@ -2052,10 +3258,12 @@
       <w:tr>
         <w:tc>
           <w:tcPr>
-            <w:tcW w:type="dxa" w:w="4866"/>
+            <w:tcW w:w="4866" w:type="dxa"/>
           </w:tcPr>
           <w:p>
-            <w:r/>
+            <w:pPr>
+              <w:spacing w:before="60" w:after="60"/>
+            </w:pPr>
             <w:r>
               <w:t>由課程通知信的連結進入，顯示「此課程尚未開放，請於開放時間後再進入」</w:t>
             </w:r>
@@ -2063,10 +3271,12 @@
         </w:tc>
         <w:tc>
           <w:tcPr>
-            <w:tcW w:type="dxa" w:w="4494"/>
+            <w:tcW w:w="4494" w:type="dxa"/>
           </w:tcPr>
           <w:p>
-            <w:r/>
+            <w:pPr>
+              <w:spacing w:before="60" w:after="60"/>
+            </w:pPr>
             <w:r>
               <w:t>課程起始時間未到。屆時再由「我的課程」點入</w:t>
             </w:r>
@@ -2076,10 +3286,12 @@
       <w:tr>
         <w:tc>
           <w:tcPr>
-            <w:tcW w:type="dxa" w:w="4866"/>
+            <w:tcW w:w="4866" w:type="dxa"/>
           </w:tcPr>
           <w:p>
-            <w:r/>
+            <w:pPr>
+              <w:spacing w:before="60" w:after="60"/>
+            </w:pPr>
             <w:r>
               <w:t>進入課程後上方提示「此課程目前關閉中，僅可回看已學內容」</w:t>
             </w:r>
@@ -2087,10 +3299,12 @@
         </w:tc>
         <w:tc>
           <w:tcPr>
-            <w:tcW w:type="dxa" w:w="4494"/>
+            <w:tcW w:w="4494" w:type="dxa"/>
           </w:tcPr>
           <w:p>
-            <w:r/>
+            <w:pPr>
+              <w:spacing w:before="60" w:after="60"/>
+            </w:pPr>
             <w:r>
               <w:t>課程已關閉或已過訖止時間，僅供回看。需要繼續學習者請洽教師</w:t>
             </w:r>
@@ -2100,10 +3314,12 @@
       <w:tr>
         <w:tc>
           <w:tcPr>
-            <w:tcW w:type="dxa" w:w="4866"/>
+            <w:tcW w:w="4866" w:type="dxa"/>
           </w:tcPr>
           <w:p>
-            <w:r/>
+            <w:pPr>
+              <w:spacing w:before="60" w:after="60"/>
+            </w:pPr>
             <w:r>
               <w:t>原本在清單上的課程不見了</w:t>
             </w:r>
@@ -2111,10 +3327,12 @@
         </w:tc>
         <w:tc>
           <w:tcPr>
-            <w:tcW w:type="dxa" w:w="4494"/>
+            <w:tcW w:w="4494" w:type="dxa"/>
           </w:tcPr>
           <w:p>
-            <w:r/>
+            <w:pPr>
+              <w:spacing w:before="60" w:after="60"/>
+            </w:pPr>
             <w:r>
               <w:t>本人已被教師移出該課程。如有疑問請洽教師</w:t>
             </w:r>
@@ -2124,10 +3342,12 @@
       <w:tr>
         <w:tc>
           <w:tcPr>
-            <w:tcW w:type="dxa" w:w="4866"/>
+            <w:tcW w:w="4866" w:type="dxa"/>
           </w:tcPr>
           <w:p>
-            <w:r/>
+            <w:pPr>
+              <w:spacing w:before="60" w:after="60"/>
+            </w:pPr>
             <w:r>
               <w:t>主頁沒有「我的學習概況」</w:t>
             </w:r>
@@ -2135,10 +3355,12 @@
         </w:tc>
         <w:tc>
           <w:tcPr>
-            <w:tcW w:type="dxa" w:w="4494"/>
+            <w:tcW w:w="4494" w:type="dxa"/>
           </w:tcPr>
           <w:p>
-            <w:r/>
+            <w:pPr>
+              <w:spacing w:before="60" w:after="60"/>
+            </w:pPr>
             <w:r>
               <w:t>本人尚未加入任何課程</w:t>
             </w:r>
@@ -2148,10 +3370,12 @@
       <w:tr>
         <w:tc>
           <w:tcPr>
-            <w:tcW w:type="dxa" w:w="4866"/>
+            <w:tcW w:w="4866" w:type="dxa"/>
           </w:tcPr>
           <w:p>
-            <w:r/>
+            <w:pPr>
+              <w:spacing w:before="60" w:after="60"/>
+            </w:pPr>
             <w:r>
               <w:t>側邊選單沒有「我的課程」</w:t>
             </w:r>
@@ -2159,10 +3383,12 @@
         </w:tc>
         <w:tc>
           <w:tcPr>
-            <w:tcW w:type="dxa" w:w="4494"/>
+            <w:tcW w:w="4494" w:type="dxa"/>
           </w:tcPr>
           <w:p>
-            <w:r/>
+            <w:pPr>
+              <w:spacing w:before="60" w:after="60"/>
+            </w:pPr>
             <w:r>
               <w:t>本人不具學員角色，請洽管理者</w:t>
             </w:r>
@@ -2170,8 +3396,9 @@
         </w:tc>
       </w:tr>
     </w:tbl>
+    <w:p/>
     <w:sectPr>
-      <w:footerReference w:type="default" r:id="rId46"/>
+      <w:footerReference w:type="default" r:id="rId11"/>
       <w:pgSz w:w="12240" w:h="15840"/>
       <w:pgMar w:top="1440" w:right="1440" w:bottom="1440" w:left="1440" w:header="720" w:footer="720" w:gutter="0"/>
       <w:pgNumType w:start="1"/>
@@ -2212,16 +3439,6 @@
   <w:p>
     <w:pPr>
       <w:pStyle w:val="a5"/>
-    </w:pPr>
-  </w:p>
-</w:ftr>
-</file>
-
-<file path=word/footer2.xml><?xml version="1.0" encoding="utf-8"?>
-<w:ftr xmlns:wpc="http://schemas.microsoft.com/office/word/2010/wordprocessingCanvas" xmlns:cx="http://schemas.microsoft.com/office/drawing/2014/chartex" xmlns:cx1="http://schemas.microsoft.com/office/drawing/2015/9/8/chartex" xmlns:cx2="http://schemas.microsoft.com/office/drawing/2015/10/21/chartex" xmlns:cx3="http://schemas.microsoft.com/office/drawing/2016/5/9/chartex" xmlns:cx4="http://schemas.microsoft.com/office/drawing/2016/5/10/chartex" xmlns:cx5="http://schemas.microsoft.com/office/drawing/2016/5/11/chartex" xmlns:cx6="http://schemas.microsoft.com/office/drawing/2016/5/12/chartex" xmlns:cx7="http://schemas.microsoft.com/office/drawing/2016/5/13/chartex" xmlns:cx8="http://schemas.microsoft.com/office/drawing/2016/5/14/chartex" xmlns:mc="http://schemas.openxmlformats.org/markup-compatibility/2006" xmlns:aink="http://schemas.microsoft.com/office/drawing/2016/ink" xmlns:am3d="http://schemas.microsoft.com/office/drawing/2017/model3d" xmlns:o="urn:schemas-microsoft-com:office:office" xmlns:r="http://schemas.openxmlformats.org/officeDocument/2006/relationships" xmlns:m="http://schemas.openxmlformats.org/officeDocument/2006/math" xmlns:v="urn:schemas-microsoft-com:vml" xmlns:wp14="http://schemas.microsoft.com/office/word/2010/wordprocessingDrawing" xmlns:wp="http://schemas.openxmlformats.org/drawingml/2006/wordprocessingDrawing" xmlns:w10="urn:schemas-microsoft-com:office:word" xmlns:w="http://schemas.openxmlformats.org/wordprocessingml/2006/main" xmlns:w14="http://schemas.microsoft.com/office/word/2010/wordml" xmlns:w15="http://schemas.microsoft.com/office/word/2012/wordml" xmlns:w16cid="http://schemas.microsoft.com/office/word/2016/wordml/cid" xmlns:w16se="http://schemas.microsoft.com/office/word/2015/wordml/symex" xmlns:wpg="http://schemas.microsoft.com/office/word/2010/wordprocessingGroup" xmlns:wpi="http://schemas.microsoft.com/office/word/2010/wordprocessingInk" xmlns:wne="http://schemas.microsoft.com/office/word/2006/wordml" xmlns:wps="http://schemas.microsoft.com/office/word/2010/wordprocessingShape" mc:Ignorable="w14 w15 w16se w16cid wp14">
-  <w:p>
-    <w:pPr>
-      <w:pStyle w:val="a5"/>
       <w:jc w:val="center"/>
     </w:pPr>
     <w:r>
@@ -2285,7 +3502,7 @@
         <w:noProof/>
         <w:sz w:val="20"/>
       </w:rPr>
-      <w:t>39</w:t>
+      <w:t>5</w:t>
     </w:r>
     <w:r>
       <w:rPr>
@@ -2342,6 +3559,64 @@
     </w:lvl>
   </w:abstractNum>
   <w:abstractNum w:abstractNumId="1" w15:restartNumberingAfterBreak="0">
+    <w:nsid w:val="6BAB5718"/>
+    <w:multiLevelType w:val="multilevel"/>
+    <w:tmpl w:val="E3002DCC"/>
+    <w:lvl w:ilvl="0">
+      <w:start w:val="1"/>
+      <w:numFmt w:val="bullet"/>
+      <w:lvlText w:val="●"/>
+      <w:lvlJc w:val="left"/>
+      <w:pPr>
+        <w:ind w:left="482" w:hanging="482"/>
+      </w:pPr>
+    </w:lvl>
+    <w:lvl w:ilvl="1">
+      <w:start w:val="1"/>
+      <w:numFmt w:val="bullet"/>
+      <w:lvlText w:val="●"/>
+      <w:lvlJc w:val="left"/>
+      <w:pPr>
+        <w:ind w:left="1440" w:hanging="480"/>
+      </w:pPr>
+    </w:lvl>
+    <w:lvl w:ilvl="2">
+      <w:numFmt w:val="decimal"/>
+      <w:lvlText w:val=""/>
+      <w:lvlJc w:val="left"/>
+    </w:lvl>
+    <w:lvl w:ilvl="3">
+      <w:numFmt w:val="decimal"/>
+      <w:lvlText w:val=""/>
+      <w:lvlJc w:val="left"/>
+    </w:lvl>
+    <w:lvl w:ilvl="4">
+      <w:numFmt w:val="decimal"/>
+      <w:lvlText w:val=""/>
+      <w:lvlJc w:val="left"/>
+    </w:lvl>
+    <w:lvl w:ilvl="5">
+      <w:numFmt w:val="decimal"/>
+      <w:lvlText w:val=""/>
+      <w:lvlJc w:val="left"/>
+    </w:lvl>
+    <w:lvl w:ilvl="6">
+      <w:numFmt w:val="decimal"/>
+      <w:lvlText w:val=""/>
+      <w:lvlJc w:val="left"/>
+    </w:lvl>
+    <w:lvl w:ilvl="7">
+      <w:numFmt w:val="decimal"/>
+      <w:lvlText w:val=""/>
+      <w:lvlJc w:val="left"/>
+    </w:lvl>
+    <w:lvl w:ilvl="8">
+      <w:numFmt w:val="decimal"/>
+      <w:lvlText w:val=""/>
+      <w:lvlJc w:val="left"/>
+    </w:lvl>
+  </w:abstractNum>
+  <w:abstractNum w:abstractNumId="2" w15:restartNumberingAfterBreak="0">
     <w:nsid w:val="7CDE1FC3"/>
     <w:multiLevelType w:val="hybridMultilevel"/>
     <w:tmpl w:val="7EACF0CE"/>
@@ -2405,17 +3680,6 @@
       <w:lvlJc w:val="left"/>
     </w:lvl>
   </w:abstractNum>
-  <w:abstractNum w:abstractNumId="900">
-    <w:lvl w:ilvl="0">
-      <w:start w:val="1"/>
-      <w:numFmt w:val="bullet"/>
-      <w:lvlText w:val="●"/>
-      <w:lvlJc w:val="left"/>
-      <w:pPr>
-        <w:ind w:left="482" w:hanging="482"/>
-      </w:pPr>
-    </w:lvl>
-  </w:abstractNum>
   <w:num w:numId="1">
     <w:abstractNumId w:val="0"/>
     <w:lvlOverride w:ilvl="0">
@@ -2435,7 +3699,7 @@
     </w:lvlOverride>
   </w:num>
   <w:num w:numId="4">
-    <w:abstractNumId w:val="1"/>
+    <w:abstractNumId w:val="2"/>
     <w:lvlOverride w:ilvl="0">
       <w:startOverride w:val="1"/>
     </w:lvlOverride>
@@ -2632,10 +3896,10 @@
       <w:startOverride w:val="1"/>
     </w:lvlOverride>
   </w:num>
+  <w:num w:numId="37">
+    <w:abstractNumId w:val="1"/>
+  </w:num>
   <w:numIdMacAtCleanup w:val="36"/>
-  <w:num w:numId="900">
-    <w:abstractNumId w:val="900"/>
-  </w:num>
 </w:numbering>
 </file>
 
@@ -14401,7 +15665,7 @@
 </file>
 
 <file path=customXml/itemProps1.xml><?xml version="1.0" encoding="utf-8"?>
-<ds:datastoreItem xmlns:ds="http://schemas.openxmlformats.org/officeDocument/2006/customXml" ds:itemID="{F5433768-CC8D-4AF3-B2C9-4B3C2D302557}">
+<ds:datastoreItem xmlns:ds="http://schemas.openxmlformats.org/officeDocument/2006/customXml" ds:itemID="{5CD84BA2-6834-4F2D-A96A-2BD91D9B3E8B}">
   <ds:schemaRefs>
     <ds:schemaRef ds:uri="http://schemas.openxmlformats.org/officeDocument/2006/bibliography"/>
   </ds:schemaRefs>

--- a/docs/manuals/et/ET03-我的課程.docx
+++ b/docs/manuals/et/ET03-我的課程.docx
@@ -516,7 +516,7 @@
       <w:r>
         <w:fldChar w:fldCharType="separate"/>
       </w:r>
-      <w:hyperlink w:anchor="_Toc243386839" w:history="1">
+      <w:hyperlink w:anchor="_Toc243399627" w:history="1">
         <w:r>
           <w:rPr>
             <w:rStyle w:val="affb"/>
@@ -544,7 +544,7 @@
             <w:noProof/>
             <w:webHidden/>
           </w:rPr>
-          <w:instrText xml:space="preserve"> PAGEREF _Toc243386839 \h </w:instrText>
+          <w:instrText xml:space="preserve"> PAGEREF _Toc243399627 \h </w:instrText>
         </w:r>
         <w:r>
           <w:rPr>
@@ -589,7 +589,7 @@
           <w:szCs w:val="22"/>
         </w:rPr>
       </w:pPr>
-      <w:hyperlink w:anchor="_Toc243386840" w:history="1">
+      <w:hyperlink w:anchor="_Toc243399628" w:history="1">
         <w:r>
           <w:rPr>
             <w:rStyle w:val="affb"/>
@@ -617,7 +617,7 @@
             <w:noProof/>
             <w:webHidden/>
           </w:rPr>
-          <w:instrText xml:space="preserve"> PAGEREF _Toc243386840 \h </w:instrText>
+          <w:instrText xml:space="preserve"> PAGEREF _Toc243399628 \h </w:instrText>
         </w:r>
         <w:r>
           <w:rPr>
@@ -662,7 +662,7 @@
           <w:szCs w:val="22"/>
         </w:rPr>
       </w:pPr>
-      <w:hyperlink w:anchor="_Toc243386841" w:history="1">
+      <w:hyperlink w:anchor="_Toc243399629" w:history="1">
         <w:r>
           <w:rPr>
             <w:rStyle w:val="affb"/>
@@ -690,7 +690,7 @@
             <w:noProof/>
             <w:webHidden/>
           </w:rPr>
-          <w:instrText xml:space="preserve"> PAGEREF _Toc243386841 \h </w:instrText>
+          <w:instrText xml:space="preserve"> PAGEREF _Toc243399629 \h </w:instrText>
         </w:r>
         <w:r>
           <w:rPr>
@@ -735,7 +735,7 @@
           <w:szCs w:val="22"/>
         </w:rPr>
       </w:pPr>
-      <w:hyperlink w:anchor="_Toc243386842" w:history="1">
+      <w:hyperlink w:anchor="_Toc243399630" w:history="1">
         <w:r>
           <w:rPr>
             <w:rStyle w:val="affb"/>
@@ -763,7 +763,7 @@
             <w:noProof/>
             <w:webHidden/>
           </w:rPr>
-          <w:instrText xml:space="preserve"> PAGEREF _Toc243386842 \h </w:instrText>
+          <w:instrText xml:space="preserve"> PAGEREF _Toc243399630 \h </w:instrText>
         </w:r>
         <w:r>
           <w:rPr>
@@ -808,7 +808,7 @@
           <w:szCs w:val="22"/>
         </w:rPr>
       </w:pPr>
-      <w:hyperlink w:anchor="_Toc243386843" w:history="1">
+      <w:hyperlink w:anchor="_Toc243399631" w:history="1">
         <w:r>
           <w:rPr>
             <w:rStyle w:val="affb"/>
@@ -836,7 +836,7 @@
             <w:noProof/>
             <w:webHidden/>
           </w:rPr>
-          <w:instrText xml:space="preserve"> PAGEREF _Toc243386843 \h </w:instrText>
+          <w:instrText xml:space="preserve"> PAGEREF _Toc243399631 \h </w:instrText>
         </w:r>
         <w:r>
           <w:rPr>
@@ -881,7 +881,7 @@
           <w:szCs w:val="22"/>
         </w:rPr>
       </w:pPr>
-      <w:hyperlink w:anchor="_Toc243386844" w:history="1">
+      <w:hyperlink w:anchor="_Toc243399632" w:history="1">
         <w:r>
           <w:rPr>
             <w:rStyle w:val="affb"/>
@@ -909,7 +909,7 @@
             <w:noProof/>
             <w:webHidden/>
           </w:rPr>
-          <w:instrText xml:space="preserve"> PAGEREF _Toc243386844 \h </w:instrText>
+          <w:instrText xml:space="preserve"> PAGEREF _Toc243399632 \h </w:instrText>
         </w:r>
         <w:r>
           <w:rPr>
@@ -954,7 +954,7 @@
           <w:szCs w:val="22"/>
         </w:rPr>
       </w:pPr>
-      <w:hyperlink w:anchor="_Toc243386845" w:history="1">
+      <w:hyperlink w:anchor="_Toc243399633" w:history="1">
         <w:r>
           <w:rPr>
             <w:rStyle w:val="affb"/>
@@ -982,7 +982,7 @@
             <w:noProof/>
             <w:webHidden/>
           </w:rPr>
-          <w:instrText xml:space="preserve"> PAGEREF _Toc243386845 \h </w:instrText>
+          <w:instrText xml:space="preserve"> PAGEREF _Toc243399633 \h </w:instrText>
         </w:r>
         <w:r>
           <w:rPr>
@@ -1027,7 +1027,7 @@
           <w:szCs w:val="22"/>
         </w:rPr>
       </w:pPr>
-      <w:hyperlink w:anchor="_Toc243386846" w:history="1">
+      <w:hyperlink w:anchor="_Toc243399634" w:history="1">
         <w:r>
           <w:rPr>
             <w:rStyle w:val="affb"/>
@@ -1055,7 +1055,7 @@
             <w:noProof/>
             <w:webHidden/>
           </w:rPr>
-          <w:instrText xml:space="preserve"> PAGEREF _Toc243386846 \h </w:instrText>
+          <w:instrText xml:space="preserve"> PAGEREF _Toc243399634 \h </w:instrText>
         </w:r>
         <w:r>
           <w:rPr>
@@ -1100,7 +1100,7 @@
           <w:szCs w:val="22"/>
         </w:rPr>
       </w:pPr>
-      <w:hyperlink w:anchor="_Toc243386847" w:history="1">
+      <w:hyperlink w:anchor="_Toc243399635" w:history="1">
         <w:r>
           <w:rPr>
             <w:rStyle w:val="affb"/>
@@ -1128,7 +1128,7 @@
             <w:noProof/>
             <w:webHidden/>
           </w:rPr>
-          <w:instrText xml:space="preserve"> PAGEREF _Toc243386847 \h </w:instrText>
+          <w:instrText xml:space="preserve"> PAGEREF _Toc243399635 \h </w:instrText>
         </w:r>
         <w:r>
           <w:rPr>
@@ -1173,7 +1173,7 @@
           <w:szCs w:val="22"/>
         </w:rPr>
       </w:pPr>
-      <w:hyperlink w:anchor="_Toc243386848" w:history="1">
+      <w:hyperlink w:anchor="_Toc243399636" w:history="1">
         <w:r>
           <w:rPr>
             <w:rStyle w:val="affb"/>
@@ -1201,7 +1201,7 @@
             <w:noProof/>
             <w:webHidden/>
           </w:rPr>
-          <w:instrText xml:space="preserve"> PAGEREF _Toc243386848 \h </w:instrText>
+          <w:instrText xml:space="preserve"> PAGEREF _Toc243399636 \h </w:instrText>
         </w:r>
         <w:r>
           <w:rPr>
@@ -1246,7 +1246,7 @@
           <w:szCs w:val="22"/>
         </w:rPr>
       </w:pPr>
-      <w:hyperlink w:anchor="_Toc243386849" w:history="1">
+      <w:hyperlink w:anchor="_Toc243399637" w:history="1">
         <w:r>
           <w:rPr>
             <w:rStyle w:val="affb"/>
@@ -1274,7 +1274,7 @@
             <w:noProof/>
             <w:webHidden/>
           </w:rPr>
-          <w:instrText xml:space="preserve"> PAGEREF _Toc243386849 \h </w:instrText>
+          <w:instrText xml:space="preserve"> PAGEREF _Toc243399637 \h </w:instrText>
         </w:r>
         <w:r>
           <w:rPr>
@@ -1319,7 +1319,7 @@
           <w:szCs w:val="22"/>
         </w:rPr>
       </w:pPr>
-      <w:hyperlink w:anchor="_Toc243386850" w:history="1">
+      <w:hyperlink w:anchor="_Toc243399638" w:history="1">
         <w:r>
           <w:rPr>
             <w:rStyle w:val="affb"/>
@@ -1347,7 +1347,7 @@
             <w:noProof/>
             <w:webHidden/>
           </w:rPr>
-          <w:instrText xml:space="preserve"> PAGEREF _Toc243386850 \h </w:instrText>
+          <w:instrText xml:space="preserve"> PAGEREF _Toc243399638 \h </w:instrText>
         </w:r>
         <w:r>
           <w:rPr>
@@ -1397,7 +1397,7 @@
       <w:pPr>
         <w:pStyle w:val="1"/>
       </w:pPr>
-      <w:bookmarkStart w:id="1" w:name="_Toc243386839"/>
+      <w:bookmarkStart w:id="1" w:name="_Toc243399627"/>
       <w:r>
         <w:lastRenderedPageBreak/>
         <w:t>壹、作業說明</w:t>
@@ -1408,7 +1408,7 @@
       <w:pPr>
         <w:pStyle w:val="2"/>
       </w:pPr>
-      <w:bookmarkStart w:id="2" w:name="_Toc243386840"/>
+      <w:bookmarkStart w:id="2" w:name="_Toc243399628"/>
       <w:r>
         <w:t>一、使用情境</w:t>
       </w:r>
@@ -1614,7 +1614,7 @@
       <w:pPr>
         <w:pStyle w:val="2"/>
       </w:pPr>
-      <w:bookmarkStart w:id="3" w:name="_Toc243386841"/>
+      <w:bookmarkStart w:id="3" w:name="_Toc243399629"/>
       <w:r>
         <w:t>二、進入路徑</w:t>
       </w:r>
@@ -1672,7 +1672,7 @@
       <w:pPr>
         <w:pStyle w:val="1"/>
       </w:pPr>
-      <w:bookmarkStart w:id="4" w:name="_Toc243386842"/>
+      <w:bookmarkStart w:id="4" w:name="_Toc243399630"/>
       <w:r>
         <w:lastRenderedPageBreak/>
         <w:t>貳、操作說明</w:t>
@@ -1683,7 +1683,7 @@
       <w:pPr>
         <w:pStyle w:val="2"/>
       </w:pPr>
-      <w:bookmarkStart w:id="5" w:name="_Toc243386843"/>
+      <w:bookmarkStart w:id="5" w:name="_Toc243399631"/>
       <w:r>
         <w:t>一、畫面與前置設定</w:t>
       </w:r>
@@ -2012,7 +2012,7 @@
       <w:pPr>
         <w:pStyle w:val="2"/>
       </w:pPr>
-      <w:bookmarkStart w:id="6" w:name="_Toc243386844"/>
+      <w:bookmarkStart w:id="6" w:name="_Toc243399632"/>
       <w:r>
         <w:t>二、課程卡片</w:t>
       </w:r>
@@ -2314,7 +2314,7 @@
       <w:pPr>
         <w:pStyle w:val="2"/>
       </w:pPr>
-      <w:bookmarkStart w:id="7" w:name="_Toc243386845"/>
+      <w:bookmarkStart w:id="7" w:name="_Toc243399633"/>
       <w:r>
         <w:t>三、進入課程學習</w:t>
       </w:r>
@@ -2338,7 +2338,7 @@
       <w:pPr>
         <w:pStyle w:val="2"/>
       </w:pPr>
-      <w:bookmarkStart w:id="8" w:name="_Toc243386846"/>
+      <w:bookmarkStart w:id="8" w:name="_Toc243399634"/>
       <w:r>
         <w:t>四、以邀請碼加入新課程</w:t>
       </w:r>
@@ -2876,7 +2876,7 @@
       <w:pPr>
         <w:pStyle w:val="1"/>
       </w:pPr>
-      <w:bookmarkStart w:id="9" w:name="_Toc243386847"/>
+      <w:bookmarkStart w:id="9" w:name="_Toc243399635"/>
       <w:r>
         <w:lastRenderedPageBreak/>
         <w:t>參、常見訊息與處置</w:t>
@@ -2887,7 +2887,7 @@
       <w:pPr>
         <w:pStyle w:val="2"/>
       </w:pPr>
-      <w:bookmarkStart w:id="10" w:name="_Toc243386848"/>
+      <w:bookmarkStart w:id="10" w:name="_Toc243399636"/>
       <w:r>
         <w:t>一、被擋下（動作沒有完成）</w:t>
       </w:r>
@@ -2901,13 +2901,13 @@
         <w:tblLook w:val="04A0" w:firstRow="1" w:lastRow="0" w:firstColumn="1" w:lastColumn="0" w:noHBand="0" w:noVBand="1"/>
       </w:tblPr>
       <w:tblGrid>
-        <w:gridCol w:w="4126"/>
-        <w:gridCol w:w="5234"/>
+        <w:gridCol w:w="3395"/>
+        <w:gridCol w:w="5965"/>
       </w:tblGrid>
       <w:tr>
         <w:tc>
           <w:tcPr>
-            <w:tcW w:w="4126" w:type="dxa"/>
+            <w:tcW w:w="3395" w:type="dxa"/>
           </w:tcPr>
           <w:p>
             <w:pPr>
@@ -2923,7 +2923,7 @@
         </w:tc>
         <w:tc>
           <w:tcPr>
-            <w:tcW w:w="5234" w:type="dxa"/>
+            <w:tcW w:w="5965" w:type="dxa"/>
           </w:tcPr>
           <w:p>
             <w:pPr>
@@ -2941,7 +2941,7 @@
       <w:tr>
         <w:tc>
           <w:tcPr>
-            <w:tcW w:w="4126" w:type="dxa"/>
+            <w:tcW w:w="3395" w:type="dxa"/>
           </w:tcPr>
           <w:p>
             <w:pPr>
@@ -2954,7 +2954,7 @@
         </w:tc>
         <w:tc>
           <w:tcPr>
-            <w:tcW w:w="5234" w:type="dxa"/>
+            <w:tcW w:w="5965" w:type="dxa"/>
           </w:tcPr>
           <w:p>
             <w:pPr>
@@ -2969,7 +2969,7 @@
       <w:tr>
         <w:tc>
           <w:tcPr>
-            <w:tcW w:w="4126" w:type="dxa"/>
+            <w:tcW w:w="3395" w:type="dxa"/>
           </w:tcPr>
           <w:p>
             <w:pPr>
@@ -2982,14 +2982,14 @@
         </w:tc>
         <w:tc>
           <w:tcPr>
-            <w:tcW w:w="5234" w:type="dxa"/>
+            <w:tcW w:w="5965" w:type="dxa"/>
           </w:tcPr>
           <w:p>
             <w:pPr>
               <w:spacing w:before="60" w:after="60"/>
             </w:pPr>
             <w:r>
-              <w:t>該課程已關閉或已過課程訖止時間，邀請碼暫時失效。請洽教師；再開課後即可加入</w:t>
+              <w:t>該課程已關閉或已過課程訖止時間，邀請碼暫時失效。尚未加入者請洽教師，再開課後即可加入；本人已加入該課程者，直接點本頁清單上該課程的卡片進入回看</w:t>
             </w:r>
           </w:p>
         </w:tc>
@@ -2997,7 +2997,7 @@
       <w:tr>
         <w:tc>
           <w:tcPr>
-            <w:tcW w:w="4126" w:type="dxa"/>
+            <w:tcW w:w="3395" w:type="dxa"/>
           </w:tcPr>
           <w:p>
             <w:pPr>
@@ -3010,7 +3010,7 @@
         </w:tc>
         <w:tc>
           <w:tcPr>
-            <w:tcW w:w="5234" w:type="dxa"/>
+            <w:tcW w:w="5965" w:type="dxa"/>
           </w:tcPr>
           <w:p>
             <w:pPr>
@@ -3027,7 +3027,7 @@
       <w:pPr>
         <w:pStyle w:val="2"/>
       </w:pPr>
-      <w:bookmarkStart w:id="11" w:name="_Toc243386849"/>
+      <w:bookmarkStart w:id="11" w:name="_Toc243399637"/>
       <w:r>
         <w:t>二、送出後的結果訊息</w:t>
       </w:r>
@@ -3135,10 +3135,10 @@
               <w:spacing w:before="60" w:after="60"/>
             </w:pPr>
             <w:r>
-              <w:t>加入完成，但課程起始時間未到。課程卡片已列於本頁並標「尚未開放」，起始時間到達後即可</w:t>
+              <w:t>加入完成，但課程</w:t>
             </w:r>
             <w:r>
-              <w:t>點入學習</w:t>
+              <w:t>起始時間未到。課程卡片已列於本頁並標「尚未開放」，起始時間到達後即可點入學習</w:t>
             </w:r>
           </w:p>
         </w:tc>
@@ -3176,7 +3176,7 @@
       <w:pPr>
         <w:pStyle w:val="2"/>
       </w:pPr>
-      <w:bookmarkStart w:id="12" w:name="_Toc243386850"/>
+      <w:bookmarkStart w:id="12" w:name="_Toc243399638"/>
       <w:r>
         <w:t>三、其他情況</w:t>
       </w:r>
@@ -3559,9 +3559,9 @@
     </w:lvl>
   </w:abstractNum>
   <w:abstractNum w:abstractNumId="1" w15:restartNumberingAfterBreak="0">
-    <w:nsid w:val="6BAB5718"/>
+    <w:nsid w:val="6120575B"/>
     <w:multiLevelType w:val="multilevel"/>
-    <w:tmpl w:val="E3002DCC"/>
+    <w:tmpl w:val="FD0AEC56"/>
     <w:lvl w:ilvl="0">
       <w:start w:val="1"/>
       <w:numFmt w:val="bullet"/>
@@ -15665,7 +15665,7 @@
 </file>
 
 <file path=customXml/itemProps1.xml><?xml version="1.0" encoding="utf-8"?>
-<ds:datastoreItem xmlns:ds="http://schemas.openxmlformats.org/officeDocument/2006/customXml" ds:itemID="{5CD84BA2-6834-4F2D-A96A-2BD91D9B3E8B}">
+<ds:datastoreItem xmlns:ds="http://schemas.openxmlformats.org/officeDocument/2006/customXml" ds:itemID="{9262717F-A759-4075-80A2-73B971FC4D4E}">
   <ds:schemaRefs>
     <ds:schemaRef ds:uri="http://schemas.openxmlformats.org/officeDocument/2006/bibliography"/>
   </ds:schemaRefs>
